--- a/manuscritos/Receta de La Manifestación (edición integral).docx
+++ b/manuscritos/Receta de La Manifestación (edición integral).docx
@@ -321,13 +321,23 @@
         </w:rPr>
       </w:pPr>
       <w:r>
+        <w:rPr>
+          <w:rFonts w:ascii="Palatino Linotype" w:hAnsi="Palatino Linotype" w:cs="Palatino Linotype"/>
+          <w:color w:val="CFC8B8"/>
+          <w:sz w:val="16"/>
+          <w:szCs w:val="16"/>
+        </w:rPr>
         <w:lastRenderedPageBreak/>
         <w:t xml:space="preserve">Copyright ©2026 por Julián Bermúdez y </w:t>
       </w:r>
       <w:r>
         <w:rPr>
+          <w:rFonts w:ascii="Palatino Linotype" w:hAnsi="Palatino Linotype" w:cs="Palatino Linotype"/>
           <w:i/>
           <w:iCs/>
+          <w:color w:val="CFC8B8"/>
+          <w:sz w:val="16"/>
+          <w:szCs w:val="16"/>
         </w:rPr>
         <w:t xml:space="preserve">ELVERBO EDITORIAL </w:t>
       </w:r>
@@ -338,6 +348,12 @@
         <w:jc w:val="both"/>
       </w:pPr>
       <w:r>
+        <w:rPr>
+          <w:rFonts w:ascii="Palatino Linotype" w:hAnsi="Palatino Linotype" w:cs="Palatino Linotype"/>
+          <w:color w:val="CFC8B8"/>
+          <w:sz w:val="16"/>
+          <w:szCs w:val="16"/>
+        </w:rPr>
         <w:t>La Receta de la Manifestación</w:t>
       </w:r>
     </w:p>
@@ -346,6 +362,12 @@
         <w:jc w:val="both"/>
       </w:pPr>
       <w:r>
+        <w:rPr>
+          <w:rFonts w:ascii="Palatino Linotype" w:hAnsi="Palatino Linotype" w:cs="Palatino Linotype"/>
+          <w:color w:val="CFC8B8"/>
+          <w:sz w:val="16"/>
+          <w:szCs w:val="16"/>
+        </w:rPr>
         <w:t> </w:t>
       </w:r>
     </w:p>
@@ -355,6 +377,12 @@
         <w:jc w:val="both"/>
       </w:pPr>
       <w:r>
+        <w:rPr>
+          <w:rFonts w:ascii="Palatino Linotype" w:hAnsi="Palatino Linotype" w:cs="Palatino Linotype"/>
+          <w:color w:val="CFC8B8"/>
+          <w:sz w:val="16"/>
+          <w:szCs w:val="16"/>
+        </w:rPr>
         <w:t xml:space="preserve">Todos los derechos reservados. </w:t>
       </w:r>
     </w:p>
@@ -364,6 +392,12 @@
         <w:jc w:val="both"/>
       </w:pPr>
       <w:r>
+        <w:rPr>
+          <w:rFonts w:ascii="Palatino Linotype" w:hAnsi="Palatino Linotype" w:cs="Palatino Linotype"/>
+          <w:color w:val="CFC8B8"/>
+          <w:sz w:val="16"/>
+          <w:szCs w:val="16"/>
+        </w:rPr>
         <w:t>Queda prohibida la reproducción total o parcial de esta publicación, así como su almacenamiento en un sistema de recuperación de información o su transmisión en cualquier forma o por cualquier medio —electrónico, mecánico, fotocopia, grabación o cualquier otro— sin la autorización previa y por escrito del editor, excepto en el caso de citas breves utilizadas en reseñas críticas o referencias bibliográficas. </w:t>
       </w:r>
     </w:p>
@@ -372,6 +406,12 @@
         <w:jc w:val="both"/>
       </w:pPr>
       <w:r>
+        <w:rPr>
+          <w:rFonts w:ascii="Palatino Linotype" w:hAnsi="Palatino Linotype" w:cs="Palatino Linotype"/>
+          <w:color w:val="CFC8B8"/>
+          <w:sz w:val="16"/>
+          <w:szCs w:val="16"/>
+        </w:rPr>
         <w:t> </w:t>
       </w:r>
     </w:p>
@@ -381,6 +421,12 @@
         <w:jc w:val="both"/>
       </w:pPr>
       <w:r>
+        <w:rPr>
+          <w:rFonts w:ascii="Palatino Linotype" w:hAnsi="Palatino Linotype" w:cs="Palatino Linotype"/>
+          <w:color w:val="CFC8B8"/>
+          <w:sz w:val="16"/>
+          <w:szCs w:val="16"/>
+        </w:rPr>
         <w:t>ISBN-13: 3333333333333 </w:t>
       </w:r>
     </w:p>
@@ -390,6 +436,12 @@
         <w:jc w:val="both"/>
       </w:pPr>
       <w:r>
+        <w:rPr>
+          <w:rFonts w:ascii="Palatino Linotype" w:hAnsi="Palatino Linotype" w:cs="Palatino Linotype"/>
+          <w:color w:val="CFC8B8"/>
+          <w:sz w:val="16"/>
+          <w:szCs w:val="16"/>
+        </w:rPr>
         <w:t>ISBN-10: 3333333333</w:t>
       </w:r>
     </w:p>
@@ -398,6 +450,12 @@
         <w:jc w:val="both"/>
       </w:pPr>
       <w:r>
+        <w:rPr>
+          <w:rFonts w:ascii="Palatino Linotype" w:hAnsi="Palatino Linotype" w:cs="Palatino Linotype"/>
+          <w:color w:val="CFC8B8"/>
+          <w:sz w:val="16"/>
+          <w:szCs w:val="16"/>
+        </w:rPr>
         <w:t> </w:t>
       </w:r>
     </w:p>
@@ -412,8 +470,12 @@
       </w:pPr>
       <w:r>
         <w:rPr>
+          <w:rFonts w:ascii="Palatino Linotype" w:hAnsi="Palatino Linotype" w:cs="Palatino Linotype"/>
           <w:i/>
           <w:iCs/>
+          <w:color w:val="CFC8B8"/>
+          <w:sz w:val="16"/>
+          <w:szCs w:val="16"/>
         </w:rPr>
         <w:t>Editado por Lucas Ezequiel Avonto</w:t>
       </w:r>
@@ -425,8 +487,12 @@
       </w:pPr>
       <w:r>
         <w:rPr>
+          <w:rFonts w:ascii="Palatino Linotype" w:hAnsi="Palatino Linotype" w:cs="Palatino Linotype"/>
           <w:i/>
           <w:iCs/>
+          <w:color w:val="CFC8B8"/>
+          <w:sz w:val="16"/>
+          <w:szCs w:val="16"/>
         </w:rPr>
         <w:t>ELVERBO EDITORIAL</w:t>
       </w:r>
@@ -442,8 +508,12 @@
       </w:pPr>
       <w:r>
         <w:rPr>
+          <w:rFonts w:ascii="Palatino Linotype" w:hAnsi="Palatino Linotype" w:cs="Palatino Linotype"/>
           <w:i/>
           <w:iCs/>
+          <w:color w:val="CFC8B8"/>
+          <w:sz w:val="16"/>
+          <w:szCs w:val="16"/>
         </w:rPr>
         <w:t>Diseño de portada © ELVERBO, 2026 </w:t>
       </w:r>
@@ -458,7 +528,163 @@
         <w:jc w:val="center"/>
       </w:pPr>
       <w:r>
+        <w:rPr>
+          <w:rFonts w:ascii="Palatino Linotype" w:hAnsi="Palatino Linotype" w:cs="Palatino Linotype"/>
+          <w:color w:val="CFC8B8"/>
+          <w:sz w:val="16"/>
+          <w:szCs w:val="16"/>
+        </w:rPr>
         <w:t>Impreso en Buenos Aires, Argentina</w:t>
+      </w:r>
+    </w:p>
+    <w:p>
+      <w:pPr>
+        <w:keepNext/>
+        <w:pageBreakBefore/>
+        <w:spacing w:before="2300" w:after="120"/>
+        <w:jc w:val="center"/>
+      </w:pPr>
+      <w:r>
+        <w:rPr>
+          <w:rFonts w:ascii="Palatino Linotype" w:hAnsi="Palatino Linotype" w:cs="Palatino Linotype"/>
+          <w:color w:val="B3AB9B"/>
+          <w:spacing w:val="160"/>
+          <w:sz w:val="22"/>
+          <w:szCs w:val="22"/>
+          <w:lang w:val="es-AR"/>
+        </w:rPr>
+        <w:t xml:space="preserve">LA TRILOGÍA</w:t>
+      </w:r>
+    </w:p>
+    <w:p>
+      <w:pPr>
+        <w:keepNext/>
+        <w:spacing w:before="0" w:after="560"/>
+        <w:jc w:val="center"/>
+      </w:pPr>
+      <w:r>
+        <w:rPr>
+          <w:rFonts w:ascii="Palatino Linotype" w:hAnsi="Palatino Linotype" w:cs="Palatino Linotype"/>
+          <w:color w:val="B3AB9B"/>
+          <w:sz w:val="16"/>
+          <w:szCs w:val="16"/>
+          <w:lang w:val="es-AR"/>
+        </w:rPr>
+        <w:t xml:space="preserve">◆</w:t>
+      </w:r>
+    </w:p>
+    <w:p>
+      <w:pPr>
+        <w:keepNext/>
+        <w:spacing w:before="0" w:after="40"/>
+        <w:jc w:val="center"/>
+      </w:pPr>
+      <w:r>
+        <w:rPr>
+          <w:rFonts w:ascii="Palatino Linotype" w:hAnsi="Palatino Linotype" w:cs="Palatino Linotype"/>
+          <w:color w:val="F2EEE4"/>
+          <w:spacing w:val="70"/>
+          <w:sz w:val="20"/>
+          <w:szCs w:val="20"/>
+          <w:lang w:val="es-AR"/>
+        </w:rPr>
+        <w:t xml:space="preserve">I  ·  LA RECETA DE LA MANIFESTACIÓN</w:t>
+      </w:r>
+    </w:p>
+    <w:p>
+      <w:pPr>
+        <w:keepNext/>
+        <w:spacing w:before="0" w:after="380"/>
+        <w:jc w:val="center"/>
+      </w:pPr>
+      <w:r>
+        <w:rPr>
+          <w:rFonts w:ascii="Palatino Linotype" w:hAnsi="Palatino Linotype" w:cs="Palatino Linotype"/>
+          <w:i/>
+          <w:iCs/>
+          <w:color w:val="B3AB9B"/>
+          <w:spacing w:val="20"/>
+          <w:sz w:val="17"/>
+          <w:szCs w:val="17"/>
+          <w:lang w:val="es-AR"/>
+        </w:rPr>
+        <w:t xml:space="preserve">el cómo</w:t>
+      </w:r>
+    </w:p>
+    <w:p>
+      <w:pPr>
+        <w:keepNext/>
+        <w:spacing w:before="0" w:after="40"/>
+        <w:jc w:val="center"/>
+      </w:pPr>
+      <w:r>
+        <w:rPr>
+          <w:rFonts w:ascii="Palatino Linotype" w:hAnsi="Palatino Linotype" w:cs="Palatino Linotype"/>
+          <w:color w:val="B3AB9B"/>
+          <w:spacing w:val="70"/>
+          <w:sz w:val="18"/>
+          <w:szCs w:val="18"/>
+          <w:lang w:val="es-AR"/>
+        </w:rPr>
+        <w:t xml:space="preserve">II  ·  EL PENSAMIENTO ES TU FE</w:t>
+      </w:r>
+    </w:p>
+    <w:p>
+      <w:pPr>
+        <w:keepNext/>
+        <w:spacing w:before="0" w:after="380"/>
+        <w:jc w:val="center"/>
+      </w:pPr>
+      <w:r>
+        <w:rPr>
+          <w:rFonts w:ascii="Palatino Linotype" w:hAnsi="Palatino Linotype" w:cs="Palatino Linotype"/>
+          <w:i/>
+          <w:iCs/>
+          <w:color w:val="B3AB9B"/>
+          <w:spacing w:val="20"/>
+          <w:sz w:val="17"/>
+          <w:szCs w:val="17"/>
+          <w:lang w:val="es-AR"/>
+        </w:rPr>
+        <w:t xml:space="preserve">el porqué</w:t>
+      </w:r>
+    </w:p>
+    <w:p>
+      <w:pPr>
+        <w:keepNext/>
+        <w:spacing w:before="0" w:after="40"/>
+        <w:jc w:val="center"/>
+      </w:pPr>
+      <w:r>
+        <w:rPr>
+          <w:rFonts w:ascii="Palatino Linotype" w:hAnsi="Palatino Linotype" w:cs="Palatino Linotype"/>
+          <w:color w:val="B3AB9B"/>
+          <w:spacing w:val="70"/>
+          <w:sz w:val="18"/>
+          <w:szCs w:val="18"/>
+          <w:lang w:val="es-AR"/>
+        </w:rPr>
+        <w:t xml:space="preserve">III  ·  LA BIOGRAFÍA</w:t>
+      </w:r>
+    </w:p>
+    <w:p>
+      <w:pPr>
+        <w:keepNext/>
+        <w:spacing w:before="0" w:after="380"/>
+        <w:jc w:val="center"/>
+      </w:pPr>
+      <w:r>
+        <w:rPr>
+          <w:rFonts w:ascii="Palatino Linotype" w:hAnsi="Palatino Linotype" w:cs="Palatino Linotype"/>
+          <w:i/>
+          <w:iCs/>
+          <w:color w:val="B3AB9B"/>
+          <w:spacing w:val="20"/>
+          <w:sz w:val="17"/>
+          <w:szCs w:val="17"/>
+          <w:lang w:val="es-AR"/>
+        </w:rPr>
+        <w:t xml:space="preserve">el quién</w:t>
       </w:r>
     </w:p>
     <w:p>
@@ -1047,6 +1273,25 @@
     </w:p>
     <w:p>
       <w:pPr>
+        <w:keepNext/>
+        <w:framePr w:dropCap="drop" w:lines="3" w:wrap="around" w:vAnchor="text" w:hAnchor="text"/>
+        <w:spacing w:before="0" w:after="0" w:line="880" w:lineRule="exact"/>
+        <w:textAlignment w:val="baseline"/>
+      </w:pPr>
+      <w:r>
+        <w:rPr>
+          <w:rFonts w:ascii="Palatino Linotype" w:hAnsi="Palatino Linotype" w:cs="Palatino Linotype"/>
+          <w:color w:val="E6D8B4"/>
+          <w:position w:val="-9"/>
+          <w:sz w:val="108"/>
+          <w:szCs w:val="108"/>
+          <w:lang w:val="es-AR"/>
+        </w:rPr>
+        <w:t xml:space="preserve">E</w:t>
+      </w:r>
+    </w:p>
+    <w:p>
+      <w:pPr>
         <w:spacing w:before="0" w:after="150" w:line="290" w:lineRule="auto"/>
         <w:jc w:val="both"/>
         <w:rPr>
@@ -1059,7 +1304,7 @@
           <w:smallCaps/>
           <w:spacing w:val="30"/>
         </w:rPr>
-        <w:t xml:space="preserve">En el principio</w:t>
+        <w:t xml:space="preserve">n el principio</w:t>
       </w:r>
       <w:r>
         <w:rPr>
@@ -1222,8 +1467,10 @@
         <w:spacing w:before="420" w:after="0"/>
         <w:jc w:val="center"/>
         <w:sectPr>
-          <w:headerReference w:type="default" r:id="rIdJB2"/>
-          <w:footerReference w:type="default" r:id="rId17"/>
+          <w:headerReference w:type="default" r:id="rIdJB23"/>
+          <w:headerReference w:type="even" r:id="rIdJB24"/>
+          <w:footerReference w:type="default" r:id="rIdJB35"/>
+          <w:footerReference w:type="even" r:id="rIdJB35"/>
           <w:type w:val="continuous"/>
           <w:pgSz w:w="7920" w:h="12240"/>
           <w:pgMar w:top="1080" w:right="792" w:bottom="1008" w:left="1080" w:header="560" w:footer="500" w:gutter="0"/>
@@ -1374,17 +1621,36 @@
     </w:p>
     <w:p>
       <w:pPr>
-        <w:spacing w:before="0" w:after="150" w:line="290" w:lineRule="auto"/>
-        <w:jc w:val="both"/>
-        <w:rPr>
-          <w:rFonts w:ascii="Palatino Linotype" w:eastAsia="Times New Roman" w:hAnsi="Palatino Linotype" w:cs="Times New Roman"/>
-        </w:rPr>
-      </w:pPr>
-      <w:r>
-        <w:rPr>
-          <w:rFonts w:ascii="Palatino Linotype" w:eastAsia="Times New Roman" w:hAnsi="Palatino Linotype" w:cs="Times New Roman"/>
-        </w:rPr>
-        <w:t xml:space="preserve">Después de ubicar la concentración en un punto desde el cual a nosotros nos interesa ser conscientes, luego de colocar la atención en tratar de ser consciente de que soy eso, recibimos un premio que es un </w:t>
+        <w:keepNext/>
+        <w:framePr w:dropCap="drop" w:lines="3" w:wrap="around" w:vAnchor="text" w:hAnchor="text"/>
+        <w:spacing w:before="0" w:after="0" w:line="880" w:lineRule="exact"/>
+        <w:textAlignment w:val="baseline"/>
+      </w:pPr>
+      <w:r>
+        <w:rPr>
+          <w:rFonts w:ascii="Palatino Linotype" w:hAnsi="Palatino Linotype" w:cs="Palatino Linotype"/>
+          <w:color w:val="E6D8B4"/>
+          <w:position w:val="-9"/>
+          <w:sz w:val="108"/>
+          <w:szCs w:val="108"/>
+          <w:lang w:val="es-AR"/>
+        </w:rPr>
+        <w:t xml:space="preserve">D</w:t>
+      </w:r>
+    </w:p>
+    <w:p>
+      <w:pPr>
+        <w:spacing w:before="0" w:after="150" w:line="290" w:lineRule="auto"/>
+        <w:jc w:val="both"/>
+        <w:rPr>
+          <w:rFonts w:ascii="Palatino Linotype" w:eastAsia="Times New Roman" w:hAnsi="Palatino Linotype" w:cs="Times New Roman"/>
+        </w:rPr>
+      </w:pPr>
+      <w:r>
+        <w:rPr>
+          <w:rFonts w:ascii="Palatino Linotype" w:eastAsia="Times New Roman" w:hAnsi="Palatino Linotype" w:cs="Times New Roman"/>
+        </w:rPr>
+        <w:t xml:space="preserve">espués de ubicar la concentración en un punto desde el cual a nosotros nos interesa ser conscientes, luego de colocar la atención en tratar de ser consciente de que soy eso, recibimos un premio que es un </w:t>
       </w:r>
       <w:r>
         <w:rPr>
@@ -1910,8 +2176,10 @@
         <w:spacing w:before="420" w:after="0"/>
         <w:jc w:val="center"/>
         <w:sectPr>
-          <w:headerReference w:type="default" r:id="rIdJB4"/>
-          <w:footerReference w:type="default" r:id="rId19"/>
+          <w:headerReference w:type="default" r:id="rIdJB25"/>
+          <w:headerReference w:type="even" r:id="rIdJB26"/>
+          <w:footerReference w:type="default" r:id="rIdJB35"/>
+          <w:footerReference w:type="even" r:id="rIdJB35"/>
           <w:type w:val="continuous"/>
           <w:pgSz w:w="7920" w:h="12240"/>
           <w:pgMar w:top="1080" w:right="792" w:bottom="1008" w:left="1080" w:header="560" w:footer="500" w:gutter="0"/>
@@ -2061,17 +2329,36 @@
     </w:p>
     <w:p>
       <w:pPr>
-        <w:spacing w:before="0" w:after="150" w:line="290" w:lineRule="auto"/>
-        <w:jc w:val="both"/>
-        <w:rPr>
-          <w:rFonts w:ascii="Palatino Linotype" w:eastAsia="Times New Roman" w:hAnsi="Palatino Linotype" w:cs="Times New Roman"/>
-        </w:rPr>
-      </w:pPr>
-      <w:r>
-        <w:rPr>
-          <w:rFonts w:ascii="Palatino Linotype" w:eastAsia="Times New Roman" w:hAnsi="Palatino Linotype" w:cs="Times New Roman"/>
-        </w:rPr>
-        <w:t xml:space="preserve">Nosotros tenemos que ser </w:t>
+        <w:keepNext/>
+        <w:framePr w:dropCap="drop" w:lines="3" w:wrap="around" w:vAnchor="text" w:hAnchor="text"/>
+        <w:spacing w:before="0" w:after="0" w:line="880" w:lineRule="exact"/>
+        <w:textAlignment w:val="baseline"/>
+      </w:pPr>
+      <w:r>
+        <w:rPr>
+          <w:rFonts w:ascii="Palatino Linotype" w:hAnsi="Palatino Linotype" w:cs="Palatino Linotype"/>
+          <w:color w:val="E6D8B4"/>
+          <w:position w:val="-9"/>
+          <w:sz w:val="108"/>
+          <w:szCs w:val="108"/>
+          <w:lang w:val="es-AR"/>
+        </w:rPr>
+        <w:t xml:space="preserve">N</w:t>
+      </w:r>
+    </w:p>
+    <w:p>
+      <w:pPr>
+        <w:spacing w:before="0" w:after="150" w:line="290" w:lineRule="auto"/>
+        <w:jc w:val="both"/>
+        <w:rPr>
+          <w:rFonts w:ascii="Palatino Linotype" w:eastAsia="Times New Roman" w:hAnsi="Palatino Linotype" w:cs="Times New Roman"/>
+        </w:rPr>
+      </w:pPr>
+      <w:r>
+        <w:rPr>
+          <w:rFonts w:ascii="Palatino Linotype" w:eastAsia="Times New Roman" w:hAnsi="Palatino Linotype" w:cs="Times New Roman"/>
+        </w:rPr>
+        <w:t xml:space="preserve">osotros tenemos que ser </w:t>
       </w:r>
       <w:r>
         <w:rPr>
@@ -2637,8 +2924,10 @@
         <w:spacing w:before="420" w:after="0"/>
         <w:jc w:val="center"/>
         <w:sectPr>
-          <w:headerReference w:type="default" r:id="rIdJB6"/>
-          <w:footerReference w:type="default" r:id="rId21"/>
+          <w:headerReference w:type="default" r:id="rIdJB27"/>
+          <w:headerReference w:type="even" r:id="rIdJB28"/>
+          <w:footerReference w:type="default" r:id="rIdJB35"/>
+          <w:footerReference w:type="even" r:id="rIdJB35"/>
           <w:type w:val="continuous"/>
           <w:pgSz w:w="7920" w:h="12240"/>
           <w:pgMar w:top="1080" w:right="792" w:bottom="1008" w:left="1080" w:header="560" w:footer="500" w:gutter="0"/>
@@ -2806,17 +3095,36 @@
     </w:p>
     <w:p>
       <w:pPr>
-        <w:spacing w:before="0" w:after="150" w:line="290" w:lineRule="auto"/>
-        <w:jc w:val="both"/>
-        <w:rPr>
-          <w:rFonts w:ascii="Palatino Linotype" w:eastAsia="Times New Roman" w:hAnsi="Palatino Linotype" w:cs="Times New Roman"/>
-        </w:rPr>
-      </w:pPr>
-      <w:r>
-        <w:rPr>
-          <w:rFonts w:ascii="Palatino Linotype" w:eastAsia="Times New Roman" w:hAnsi="Palatino Linotype" w:cs="Times New Roman"/>
-        </w:rPr>
-        <w:t xml:space="preserve">Realmente, realmente, uno tiene que monitorear estos pensamientos y estas conversaciones internas, porque la conversación mental de «tengo que, a la tarde, de 4 a 6, imaginar esto para conseguir mi deseo» es la conversación mental de un alumno.</w:t>
+        <w:keepNext/>
+        <w:framePr w:dropCap="drop" w:lines="3" w:wrap="around" w:vAnchor="text" w:hAnchor="text"/>
+        <w:spacing w:before="0" w:after="0" w:line="880" w:lineRule="exact"/>
+        <w:textAlignment w:val="baseline"/>
+      </w:pPr>
+      <w:r>
+        <w:rPr>
+          <w:rFonts w:ascii="Palatino Linotype" w:hAnsi="Palatino Linotype" w:cs="Palatino Linotype"/>
+          <w:color w:val="E6D8B4"/>
+          <w:position w:val="-9"/>
+          <w:sz w:val="108"/>
+          <w:szCs w:val="108"/>
+          <w:lang w:val="es-AR"/>
+        </w:rPr>
+        <w:t xml:space="preserve">R</w:t>
+      </w:r>
+    </w:p>
+    <w:p>
+      <w:pPr>
+        <w:spacing w:before="0" w:after="150" w:line="290" w:lineRule="auto"/>
+        <w:jc w:val="both"/>
+        <w:rPr>
+          <w:rFonts w:ascii="Palatino Linotype" w:eastAsia="Times New Roman" w:hAnsi="Palatino Linotype" w:cs="Times New Roman"/>
+        </w:rPr>
+      </w:pPr>
+      <w:r>
+        <w:rPr>
+          <w:rFonts w:ascii="Palatino Linotype" w:eastAsia="Times New Roman" w:hAnsi="Palatino Linotype" w:cs="Times New Roman"/>
+        </w:rPr>
+        <w:t xml:space="preserve">ealmente, realmente, uno tiene que monitorear estos pensamientos y estas conversaciones internas, porque la conversación mental de «tengo que, a la tarde, de 4 a 6, imaginar esto para conseguir mi deseo» es la conversación mental de un alumno.</w:t>
       </w:r>
     </w:p>
     <w:p>
@@ -3110,8 +3418,10 @@
         <w:spacing w:before="420" w:after="0"/>
         <w:jc w:val="center"/>
         <w:sectPr>
-          <w:headerReference w:type="default" r:id="rIdJB8"/>
-          <w:footerReference w:type="default" r:id="rId23"/>
+          <w:headerReference w:type="default" r:id="rIdJB29"/>
+          <w:headerReference w:type="even" r:id="rIdJB30"/>
+          <w:footerReference w:type="default" r:id="rIdJB35"/>
+          <w:footerReference w:type="even" r:id="rIdJB35"/>
           <w:type w:val="continuous"/>
           <w:pgSz w:w="7920" w:h="12240"/>
           <w:pgMar w:top="1080" w:right="792" w:bottom="1008" w:left="1080" w:header="560" w:footer="500" w:gutter="0"/>
@@ -3279,17 +3589,36 @@
     </w:p>
     <w:p>
       <w:pPr>
-        <w:spacing w:before="0" w:after="150" w:line="290" w:lineRule="auto"/>
-        <w:jc w:val="both"/>
-        <w:rPr>
-          <w:rFonts w:ascii="Palatino Linotype" w:eastAsia="Times New Roman" w:hAnsi="Palatino Linotype" w:cs="Times New Roman"/>
-        </w:rPr>
-      </w:pPr>
-      <w:r>
-        <w:rPr>
-          <w:rFonts w:ascii="Palatino Linotype" w:eastAsia="Times New Roman" w:hAnsi="Palatino Linotype" w:cs="Times New Roman"/>
-        </w:rPr>
-        <w:t xml:space="preserve">En el océano hay muchísimos peces, obviamente, miles y miles y millones de especies. No sé si millones, pero sí. Es una excelente analogía porque a veces las personas tratan de conseguir peces muy grandes con carnadas muy chiquitas o con técnicas muy subestimadoras, digamos, del pez o del animal que se quiere atrapar. Y siempre la carnada debe estar a la altura de la especie que se quiere conseguir, creo yo. Entonces, no podés pescar un tiburón con una lombriz y tampoco podés pescar un tiburón con una tanza chiquita de mojarrita, de pejerrey, de un bagre. Tenés que pescarlo casi con una cadena por lo que pesa ese bicho. Y para que ese bicho huela verdaderamente la comida y sea atraído hacia uno, uno tiene que poner una gran fragancia. Esto en las escrituras se pone como la agradable fragancia de Genicó.</w:t>
+        <w:keepNext/>
+        <w:framePr w:dropCap="drop" w:lines="3" w:wrap="around" w:vAnchor="text" w:hAnchor="text"/>
+        <w:spacing w:before="0" w:after="0" w:line="880" w:lineRule="exact"/>
+        <w:textAlignment w:val="baseline"/>
+      </w:pPr>
+      <w:r>
+        <w:rPr>
+          <w:rFonts w:ascii="Palatino Linotype" w:hAnsi="Palatino Linotype" w:cs="Palatino Linotype"/>
+          <w:color w:val="E6D8B4"/>
+          <w:position w:val="-9"/>
+          <w:sz w:val="108"/>
+          <w:szCs w:val="108"/>
+          <w:lang w:val="es-AR"/>
+        </w:rPr>
+        <w:t xml:space="preserve">E</w:t>
+      </w:r>
+    </w:p>
+    <w:p>
+      <w:pPr>
+        <w:spacing w:before="0" w:after="150" w:line="290" w:lineRule="auto"/>
+        <w:jc w:val="both"/>
+        <w:rPr>
+          <w:rFonts w:ascii="Palatino Linotype" w:eastAsia="Times New Roman" w:hAnsi="Palatino Linotype" w:cs="Times New Roman"/>
+        </w:rPr>
+      </w:pPr>
+      <w:r>
+        <w:rPr>
+          <w:rFonts w:ascii="Palatino Linotype" w:eastAsia="Times New Roman" w:hAnsi="Palatino Linotype" w:cs="Times New Roman"/>
+        </w:rPr>
+        <w:t xml:space="preserve">n el océano hay muchísimos peces, obviamente, miles y miles y millones de especies. No sé si millones, pero sí. Es una excelente analogía porque a veces las personas tratan de conseguir peces muy grandes con carnadas muy chiquitas o con técnicas muy subestimadoras, digamos, del pez o del animal que se quiere atrapar. Y siempre la carnada debe estar a la altura de la especie que se quiere conseguir, creo yo. Entonces, no podés pescar un tiburón con una lombriz y tampoco podés pescar un tiburón con una tanza chiquita de mojarrita, de pejerrey, de un bagre. Tenés que pescarlo casi con una cadena por lo que pesa ese bicho. Y para que ese bicho huela verdaderamente la comida y sea atraído hacia uno, uno tiene que poner una gran fragancia. Esto en las escrituras se pone como la agradable fragancia de Genicó.</w:t>
       </w:r>
     </w:p>
     <w:p>
@@ -3367,7 +3696,22 @@
         <w:rPr>
           <w:rFonts w:ascii="Palatino Linotype" w:eastAsia="Times New Roman" w:hAnsi="Palatino Linotype" w:cs="Times New Roman"/>
         </w:rPr>
-        <w:t xml:space="preserve">También, en otro ejemplo bastante distinto, pero muy certero, es el ejemplo del mar, pero con el surfer. Con el surfer, con cualquier persona que se tenga que adaptar a un sistema de navegación por medio de una onda. Una ola es una onda que está yendo por la superficie del agua y un surfer es un ser humano con una tabla que se adapta a una onda y navega en una onda, sin motor. Muy loco, pero muy importante de entender. ¿Por qué? Porque hay muchas maneras de salir lastimado en el surf. Como dice la ley de Darcy: hay muchas formas incorrectas y hay una sola forma correcta de adaptarse a la frecuencia vibratoria que tiene esa ola. No todas las olas tienen la misma frecuencia vibratoria y acá viene el talento del surfer de más o menos deducir de qué frecuencia es la ola que está viniendo por ahí. Entonces el surfer toma la decisión y dice: «bueno, me voy a posicionar y voy a empezar a remar a la velocidad que más o menos viene esa ola», para que, cuando esa ola viene, él esté remando a la misma velocidad y pararse en el lugar correcto, en el punto correcto y empezar a caer de alguna forma.</w:t>
+        <w:t xml:space="preserve">También, en otro ejemplo bastante distinto, pero muy certero, es el ejemplo del mar, pero con el surfer. Con el surfer, con cualquier persona que se tenga que adaptar a un sistema de navegación por medio de una onda. Una ola es una onda que está yendo por la superficie del agua y un surfer es un ser humano con una tabla que se adapta a una onda y navega en una onda, sin motor. Muy loco, pero muy importante de entender. ¿Por qué? Porque hay muchas maneras de salir lastimado en el surf. Como dice la ley de Darcy: hay muchas formas incorrectas y hay una sola forma correcta de adaptarse a la frecuencia vibratoria que tiene esa ola. No todas las olas tienen la misma frecuencia vibratoria y acá viene el talento del surfer de más o menos deducir de qué frecuencia es la ola que está viniendo por ahí.</w:t>
+      </w:r>
+    </w:p>
+    <w:p>
+      <w:pPr>
+        <w:spacing w:before="0" w:after="150" w:line="290" w:lineRule="auto"/>
+        <w:jc w:val="both"/>
+        <w:rPr>
+          <w:rFonts w:ascii="Palatino Linotype" w:eastAsia="Times New Roman" w:hAnsi="Palatino Linotype" w:cs="Times New Roman"/>
+        </w:rPr>
+      </w:pPr>
+      <w:r>
+        <w:rPr>
+          <w:rFonts w:ascii="Palatino Linotype" w:eastAsia="Times New Roman" w:hAnsi="Palatino Linotype" w:cs="Times New Roman"/>
+        </w:rPr>
+        <w:t xml:space="preserve">Entonces el surfer toma la decisión y dice: «bueno, me voy a posicionar y voy a empezar a remar a la velocidad que más o menos viene esa ola», para que, cuando esa ola viene, él esté remando a la misma velocidad y pararse en el lugar correcto, en el punto correcto y empezar a caer de alguna forma.</w:t>
       </w:r>
     </w:p>
     <w:p>
@@ -3415,7 +3759,22 @@
         <w:rPr>
           <w:rFonts w:ascii="Palatino Linotype" w:eastAsia="Times New Roman" w:hAnsi="Palatino Linotype" w:cs="Times New Roman"/>
         </w:rPr>
-        <w:t xml:space="preserve">¿Y por qué pongo la costa? Antes te ponía el ejemplo de que en la costa a todo el mundo le gusta la costa, porque la costa es la razón. Las profundidades del océano con todas las especies que están en la oscuridad porque donde no penetra la luz, básicamente, esa es la imaginación misma. Todas las cosas son posibles y están todos los estados disponibles para que vos los tomes. En este mundo solamente lo que parecería ser, porque un pescador quiere un pez y el pez no cae ahí como un boludo al lado de uno, sino que parecería ser que en la realidad el creador quiere que nosotros nos ingeniemos la vida para poder conseguir ese pez. Ese pez es perfectamente conseguible, pero a ese pez le gusta la lombriz canadiense, o al otro pez le gusta el bofe, o al otro pez le gusta el hígado. ¿Y cómo sabemos nosotros? Porque no hay manual. Tenemos que sacar conclusiones, estudiar las cosas, darnos cuenta para conseguir ese pez. O sea, que hay un camino que se llama el camino de la inteligencia y en el que las cosas no son, o no dan, todas lo mismo.</w:t>
+        <w:t xml:space="preserve">¿Y por qué pongo la costa? Antes te ponía el ejemplo de que en la costa a todo el mundo le gusta la costa, porque la costa es la razón. Las profundidades del océano con todas las especies que están en la oscuridad porque donde no penetra la luz, básicamente, esa es la imaginación misma. Todas las cosas son posibles y están todos los estados disponibles para que vos los tomes. En este mundo solamente lo que parecería ser, porque un pescador quiere un pez y el pez no cae ahí como un boludo al lado de uno, sino que parecería ser que en la realidad el creador quiere que nosotros nos ingeniemos la vida para poder conseguir ese pez.</w:t>
+      </w:r>
+    </w:p>
+    <w:p>
+      <w:pPr>
+        <w:spacing w:before="0" w:after="150" w:line="290" w:lineRule="auto"/>
+        <w:jc w:val="both"/>
+        <w:rPr>
+          <w:rFonts w:ascii="Palatino Linotype" w:eastAsia="Times New Roman" w:hAnsi="Palatino Linotype" w:cs="Times New Roman"/>
+        </w:rPr>
+      </w:pPr>
+      <w:r>
+        <w:rPr>
+          <w:rFonts w:ascii="Palatino Linotype" w:eastAsia="Times New Roman" w:hAnsi="Palatino Linotype" w:cs="Times New Roman"/>
+        </w:rPr>
+        <w:t xml:space="preserve">Ese pez es perfectamente conseguible, pero a ese pez le gusta la lombriz canadiense, o al otro pez le gusta el bofe, o al otro pez le gusta el hígado. ¿Y cómo sabemos nosotros? Porque no hay manual. Tenemos que sacar conclusiones, estudiar las cosas, darnos cuenta para conseguir ese pez. O sea, que hay un camino que se llama el camino de la inteligencia y en el que las cosas no son, o no dan, todas lo mismo.</w:t>
       </w:r>
     </w:p>
     <w:p>
@@ -3556,7 +3915,9 @@
         </w:rPr>
         <w:sectPr>
           <w:headerReference w:type="default" r:id="rIdJB13"/>
-          <w:footerReference w:type="default" r:id="rId25"/>
+          <w:headerReference w:type="even" r:id="rIdJB13"/>
+          <w:footerReference w:type="default" r:id="rIdJB36"/>
+          <w:footerReference w:type="even" r:id="rIdJB36"/>
           <w:type w:val="continuous"/>
           <w:pgSz w:w="7920" w:h="12240"/>
           <w:pgMar w:top="1080" w:right="792" w:bottom="1008" w:left="1080" w:header="560" w:footer="500" w:gutter="0"/>
@@ -3771,17 +4132,36 @@
     </w:p>
     <w:p>
       <w:pPr>
-        <w:spacing w:before="0" w:after="150" w:line="290" w:lineRule="auto"/>
-        <w:jc w:val="both"/>
-        <w:rPr>
-          <w:rFonts w:ascii="Palatino Linotype" w:eastAsia="Times New Roman" w:hAnsi="Palatino Linotype" w:cs="Times New Roman"/>
-        </w:rPr>
-      </w:pPr>
-      <w:r>
-        <w:rPr>
-          <w:rFonts w:ascii="Palatino Linotype" w:eastAsia="Times New Roman" w:hAnsi="Palatino Linotype" w:cs="Times New Roman"/>
-        </w:rPr>
-        <w:t xml:space="preserve">Mirá: el sensor que uno tiene —estoy acostado acá, imaginando que estoy contando dinero, o imaginando que le estoy dando un beso a la persona que me ama—, el sensor que sabe que yo estoy con el culo apoyado en la silla es también un sentido externo. Entonces, el sensor que te dice que vos estás imaginando también es un sentido. Vos tenés que perderte en la imagen. Esto lo lográs por el hecho de ir a hablar de una forma, hablar de una forma, hablar de una forma o visualizar, visualizar, visualizar día tras día, momento a momento, cada vez que se te ocurre.</w:t>
+        <w:keepNext/>
+        <w:framePr w:dropCap="drop" w:lines="3" w:wrap="around" w:vAnchor="text" w:hAnchor="text"/>
+        <w:spacing w:before="0" w:after="0" w:line="880" w:lineRule="exact"/>
+        <w:textAlignment w:val="baseline"/>
+      </w:pPr>
+      <w:r>
+        <w:rPr>
+          <w:rFonts w:ascii="Palatino Linotype" w:hAnsi="Palatino Linotype" w:cs="Palatino Linotype"/>
+          <w:color w:val="E6D8B4"/>
+          <w:position w:val="-9"/>
+          <w:sz w:val="108"/>
+          <w:szCs w:val="108"/>
+          <w:lang w:val="es-AR"/>
+        </w:rPr>
+        <w:t xml:space="preserve">M</w:t>
+      </w:r>
+    </w:p>
+    <w:p>
+      <w:pPr>
+        <w:spacing w:before="0" w:after="150" w:line="290" w:lineRule="auto"/>
+        <w:jc w:val="both"/>
+        <w:rPr>
+          <w:rFonts w:ascii="Palatino Linotype" w:eastAsia="Times New Roman" w:hAnsi="Palatino Linotype" w:cs="Times New Roman"/>
+        </w:rPr>
+      </w:pPr>
+      <w:r>
+        <w:rPr>
+          <w:rFonts w:ascii="Palatino Linotype" w:eastAsia="Times New Roman" w:hAnsi="Palatino Linotype" w:cs="Times New Roman"/>
+        </w:rPr>
+        <w:t xml:space="preserve">irá: el sensor que uno tiene —estoy acostado acá, imaginando que estoy contando dinero, o imaginando que le estoy dando un beso a la persona que me ama—, el sensor que sabe que yo estoy con el culo apoyado en la silla es también un sentido externo. Entonces, el sensor que te dice que vos estás imaginando también es un sentido. Vos tenés que perderte en la imagen. Esto lo lográs por el hecho de ir a hablar de una forma, hablar de una forma, hablar de una forma o visualizar, visualizar, visualizar día tras día, momento a momento, cada vez que se te ocurre.</w:t>
       </w:r>
     </w:p>
     <w:p>
@@ -4133,8 +4513,10 @@
       </w:r>
     </w:p>
     <w:sectPr>
-      <w:headerReference w:type="default" r:id="rIdJB12"/>
-      <w:footerReference w:type="default" r:id="rId27"/>
+      <w:headerReference w:type="default" r:id="rIdJB33"/>
+      <w:headerReference w:type="even" r:id="rIdJB34"/>
+      <w:footerReference w:type="default" r:id="rIdJB35"/>
+      <w:footerReference w:type="even" r:id="rIdJB35"/>
       <w:pgSz w:w="7920" w:h="12240"/>
       <w:pgMar w:top="1080" w:right="792" w:bottom="1008" w:left="1080" w:header="560" w:footer="500" w:gutter="0"/>
       <w:cols w:space="720"/>
@@ -4386,6 +4768,61 @@
       </w:rPr>
       <w:fldChar w:fldCharType="end"/>
     </w:r>
+  </w:p>
+</w:ftr>
+</file>
+
+<file path=word/footerJB.xml><?xml version="1.0" encoding="utf-8"?>
+<w:ftr xmlns:mc="http://schemas.openxmlformats.org/markup-compatibility/2006" xmlns:r="http://schemas.openxmlformats.org/officeDocument/2006/relationships" xmlns:wp="http://schemas.openxmlformats.org/drawingml/2006/wordprocessingDrawing" xmlns:a="http://schemas.openxmlformats.org/drawingml/2006/main" xmlns:pic="http://schemas.openxmlformats.org/drawingml/2006/picture" xmlns:w="http://schemas.openxmlformats.org/wordprocessingml/2006/main" xmlns:w14="http://schemas.microsoft.com/office/word/2010/wordml" mc:Ignorable="w14">
+  <w:p>
+    <w:pPr>
+      <w:jc w:val="center"/>
+    </w:pPr>
+    <w:r>
+      <w:rPr>
+        <w:rFonts w:ascii="Palatino Linotype" w:hAnsi="Palatino Linotype" w:cs="Palatino Linotype"/>
+        <w:color w:val="B3AB9B"/>
+        <w:spacing w:val="0"/>
+        <w:sz w:val="17"/>
+        <w:szCs w:val="17"/>
+        <w:lang w:val="es-AR"/>
+      </w:rPr>
+      <w:t xml:space="preserve">·   </w:t>
+    </w:r>
+    <w:fldSimple w:instr=" PAGE ">
+      <w:r>
+        <w:rPr>
+          <w:rFonts w:ascii="Palatino Linotype" w:hAnsi="Palatino Linotype" w:cs="Palatino Linotype"/>
+          <w:color w:val="B3AB9B"/>
+          <w:spacing w:val="20"/>
+          <w:sz w:val="17"/>
+          <w:szCs w:val="17"/>
+          <w:lang w:val="es-AR"/>
+        </w:rPr>
+        <w:t xml:space="preserve">1</w:t>
+      </w:r>
+    </w:fldSimple>
+    <w:r>
+      <w:rPr>
+        <w:rFonts w:ascii="Palatino Linotype" w:hAnsi="Palatino Linotype" w:cs="Palatino Linotype"/>
+        <w:color w:val="B3AB9B"/>
+        <w:spacing w:val="0"/>
+        <w:sz w:val="17"/>
+        <w:szCs w:val="17"/>
+        <w:lang w:val="es-AR"/>
+      </w:rPr>
+      <w:t xml:space="preserve">   ·</w:t>
+    </w:r>
+  </w:p>
+</w:ftr>
+</file>
+
+<file path=word/footerJBvacio.xml><?xml version="1.0" encoding="utf-8"?>
+<w:ftr xmlns:mc="http://schemas.openxmlformats.org/markup-compatibility/2006" xmlns:r="http://schemas.openxmlformats.org/officeDocument/2006/relationships" xmlns:wp="http://schemas.openxmlformats.org/drawingml/2006/wordprocessingDrawing" xmlns:a="http://schemas.openxmlformats.org/drawingml/2006/main" xmlns:pic="http://schemas.openxmlformats.org/drawingml/2006/picture" xmlns:w="http://schemas.openxmlformats.org/wordprocessingml/2006/main" xmlns:w14="http://schemas.microsoft.com/office/word/2010/wordml" mc:Ignorable="w14">
+  <w:p>
+    <w:pPr>
+      <w:jc w:val="center"/>
+    </w:pPr>
   </w:p>
 </w:ftr>
 </file>
@@ -5024,6 +5461,870 @@
           </a:graphic>
         </wp:inline>
       </w:drawing>
+    </w:r>
+  </w:p>
+</w:hdr>
+</file>
+
+<file path=word/headerJBimpar0.xml><?xml version="1.0" encoding="utf-8"?>
+<w:hdr xmlns:mc="http://schemas.openxmlformats.org/markup-compatibility/2006" xmlns:r="http://schemas.openxmlformats.org/officeDocument/2006/relationships" xmlns:wp="http://schemas.openxmlformats.org/drawingml/2006/wordprocessingDrawing" xmlns:a="http://schemas.openxmlformats.org/drawingml/2006/main" xmlns:pic="http://schemas.openxmlformats.org/drawingml/2006/picture" xmlns:w="http://schemas.openxmlformats.org/wordprocessingml/2006/main" xmlns:w14="http://schemas.microsoft.com/office/word/2010/wordml" mc:Ignorable="w14">
+  <w:p>
+    <w:pPr>
+      <w:jc w:val="right"/>
+    </w:pPr>
+    <w:r>
+      <w:rPr>
+        <w:rFonts w:ascii="Palatino Linotype" w:hAnsi="Palatino Linotype" w:cs="Palatino Linotype"/>
+        <w:color w:val="B3AB9B"/>
+        <w:spacing w:val="60"/>
+        <w:sz w:val="15"/>
+        <w:szCs w:val="15"/>
+        <w:lang w:val="es-AR"/>
+      </w:rPr>
+      <w:t xml:space="preserve">DOS FORMATOS DE LA MENTE</w:t>
+    </w:r>
+    <w:r>
+      <w:rPr>
+        <w:rFonts w:ascii="Palatino Linotype" w:hAnsi="Palatino Linotype" w:cs="Palatino Linotype"/>
+        <w:color w:val="B3AB9B"/>
+        <w:spacing w:val="60"/>
+        <w:sz w:val="15"/>
+        <w:szCs w:val="15"/>
+        <w:lang w:val="es-AR"/>
+      </w:rPr>
+      <w:t xml:space="preserve">   </w:t>
+    </w:r>
+    <w:r>
+      <w:rPr>
+        <w:position w:val="-6"/>
+      </w:rPr>
+      <w:drawing>
+        <wp:inline distT="0" distB="0" distL="0" distR="0">
+          <wp:extent cx="219456" cy="219456"/>
+          <wp:effectExtent l="0" t="0" r="0" b="0"/>
+          <wp:docPr id="9800" name="Emblema9800"/>
+          <wp:cNvGraphicFramePr>
+            <a:graphicFrameLocks noChangeAspect="1"/>
+          </wp:cNvGraphicFramePr>
+          <a:graphic>
+            <a:graphicData uri="http://schemas.openxmlformats.org/drawingml/2006/picture">
+              <pic:pic>
+                <pic:nvPicPr>
+                  <pic:cNvPr id="9800" name="Emblema9800"/>
+                  <pic:cNvPicPr/>
+                </pic:nvPicPr>
+                <pic:blipFill>
+                  <a:blip r:embed="rId1"/>
+                  <a:stretch>
+                    <a:fillRect/>
+                  </a:stretch>
+                </pic:blipFill>
+                <pic:spPr>
+                  <a:xfrm>
+                    <a:off x="0" y="0"/>
+                    <a:ext cx="219456" cy="219456"/>
+                  </a:xfrm>
+                  <a:prstGeom prst="rect">
+                    <a:avLst/>
+                  </a:prstGeom>
+                </pic:spPr>
+              </pic:pic>
+            </a:graphicData>
+          </a:graphic>
+        </wp:inline>
+      </w:drawing>
+    </w:r>
+  </w:p>
+</w:hdr>
+</file>
+
+<file path=word/headerJBimpar1.xml><?xml version="1.0" encoding="utf-8"?>
+<w:hdr xmlns:mc="http://schemas.openxmlformats.org/markup-compatibility/2006" xmlns:r="http://schemas.openxmlformats.org/officeDocument/2006/relationships" xmlns:wp="http://schemas.openxmlformats.org/drawingml/2006/wordprocessingDrawing" xmlns:a="http://schemas.openxmlformats.org/drawingml/2006/main" xmlns:pic="http://schemas.openxmlformats.org/drawingml/2006/picture" xmlns:w="http://schemas.openxmlformats.org/wordprocessingml/2006/main" xmlns:w14="http://schemas.microsoft.com/office/word/2010/wordml" mc:Ignorable="w14">
+  <w:p>
+    <w:pPr>
+      <w:jc w:val="right"/>
+    </w:pPr>
+    <w:r>
+      <w:rPr>
+        <w:rFonts w:ascii="Palatino Linotype" w:hAnsi="Palatino Linotype" w:cs="Palatino Linotype"/>
+        <w:color w:val="B3AB9B"/>
+        <w:spacing w:val="60"/>
+        <w:sz w:val="15"/>
+        <w:szCs w:val="15"/>
+        <w:lang w:val="es-AR"/>
+      </w:rPr>
+      <w:t xml:space="preserve">EL SENTIMIENTO CREA LA REALIDAD</w:t>
+    </w:r>
+    <w:r>
+      <w:rPr>
+        <w:rFonts w:ascii="Palatino Linotype" w:hAnsi="Palatino Linotype" w:cs="Palatino Linotype"/>
+        <w:color w:val="B3AB9B"/>
+        <w:spacing w:val="60"/>
+        <w:sz w:val="15"/>
+        <w:szCs w:val="15"/>
+        <w:lang w:val="es-AR"/>
+      </w:rPr>
+      <w:t xml:space="preserve">   </w:t>
+    </w:r>
+    <w:r>
+      <w:rPr>
+        <w:position w:val="-6"/>
+      </w:rPr>
+      <w:drawing>
+        <wp:inline distT="0" distB="0" distL="0" distR="0">
+          <wp:extent cx="219456" cy="219456"/>
+          <wp:effectExtent l="0" t="0" r="0" b="0"/>
+          <wp:docPr id="9801" name="Emblema9801"/>
+          <wp:cNvGraphicFramePr>
+            <a:graphicFrameLocks noChangeAspect="1"/>
+          </wp:cNvGraphicFramePr>
+          <a:graphic>
+            <a:graphicData uri="http://schemas.openxmlformats.org/drawingml/2006/picture">
+              <pic:pic>
+                <pic:nvPicPr>
+                  <pic:cNvPr id="9801" name="Emblema9801"/>
+                  <pic:cNvPicPr/>
+                </pic:nvPicPr>
+                <pic:blipFill>
+                  <a:blip r:embed="rId1"/>
+                  <a:stretch>
+                    <a:fillRect/>
+                  </a:stretch>
+                </pic:blipFill>
+                <pic:spPr>
+                  <a:xfrm>
+                    <a:off x="0" y="0"/>
+                    <a:ext cx="219456" cy="219456"/>
+                  </a:xfrm>
+                  <a:prstGeom prst="rect">
+                    <a:avLst/>
+                  </a:prstGeom>
+                </pic:spPr>
+              </pic:pic>
+            </a:graphicData>
+          </a:graphic>
+        </wp:inline>
+      </w:drawing>
+    </w:r>
+  </w:p>
+</w:hdr>
+</file>
+
+<file path=word/headerJBimpar2.xml><?xml version="1.0" encoding="utf-8"?>
+<w:hdr xmlns:mc="http://schemas.openxmlformats.org/markup-compatibility/2006" xmlns:r="http://schemas.openxmlformats.org/officeDocument/2006/relationships" xmlns:wp="http://schemas.openxmlformats.org/drawingml/2006/wordprocessingDrawing" xmlns:a="http://schemas.openxmlformats.org/drawingml/2006/main" xmlns:pic="http://schemas.openxmlformats.org/drawingml/2006/picture" xmlns:w="http://schemas.openxmlformats.org/wordprocessingml/2006/main" xmlns:w14="http://schemas.microsoft.com/office/word/2010/wordml" mc:Ignorable="w14">
+  <w:p>
+    <w:pPr>
+      <w:jc w:val="right"/>
+    </w:pPr>
+    <w:r>
+      <w:rPr>
+        <w:rFonts w:ascii="Palatino Linotype" w:hAnsi="Palatino Linotype" w:cs="Palatino Linotype"/>
+        <w:color w:val="B3AB9B"/>
+        <w:spacing w:val="60"/>
+        <w:sz w:val="15"/>
+        <w:szCs w:val="15"/>
+        <w:lang w:val="es-AR"/>
+      </w:rPr>
+      <w:t xml:space="preserve">CONOCEDORES DEL BIEN Y EL MAL</w:t>
+    </w:r>
+    <w:r>
+      <w:rPr>
+        <w:rFonts w:ascii="Palatino Linotype" w:hAnsi="Palatino Linotype" w:cs="Palatino Linotype"/>
+        <w:color w:val="B3AB9B"/>
+        <w:spacing w:val="60"/>
+        <w:sz w:val="15"/>
+        <w:szCs w:val="15"/>
+        <w:lang w:val="es-AR"/>
+      </w:rPr>
+      <w:t xml:space="preserve">   </w:t>
+    </w:r>
+    <w:r>
+      <w:rPr>
+        <w:position w:val="-6"/>
+      </w:rPr>
+      <w:drawing>
+        <wp:inline distT="0" distB="0" distL="0" distR="0">
+          <wp:extent cx="219456" cy="219456"/>
+          <wp:effectExtent l="0" t="0" r="0" b="0"/>
+          <wp:docPr id="9802" name="Emblema9802"/>
+          <wp:cNvGraphicFramePr>
+            <a:graphicFrameLocks noChangeAspect="1"/>
+          </wp:cNvGraphicFramePr>
+          <a:graphic>
+            <a:graphicData uri="http://schemas.openxmlformats.org/drawingml/2006/picture">
+              <pic:pic>
+                <pic:nvPicPr>
+                  <pic:cNvPr id="9802" name="Emblema9802"/>
+                  <pic:cNvPicPr/>
+                </pic:nvPicPr>
+                <pic:blipFill>
+                  <a:blip r:embed="rId1"/>
+                  <a:stretch>
+                    <a:fillRect/>
+                  </a:stretch>
+                </pic:blipFill>
+                <pic:spPr>
+                  <a:xfrm>
+                    <a:off x="0" y="0"/>
+                    <a:ext cx="219456" cy="219456"/>
+                  </a:xfrm>
+                  <a:prstGeom prst="rect">
+                    <a:avLst/>
+                  </a:prstGeom>
+                </pic:spPr>
+              </pic:pic>
+            </a:graphicData>
+          </a:graphic>
+        </wp:inline>
+      </w:drawing>
+    </w:r>
+  </w:p>
+</w:hdr>
+</file>
+
+<file path=word/headerJBimpar3.xml><?xml version="1.0" encoding="utf-8"?>
+<w:hdr xmlns:mc="http://schemas.openxmlformats.org/markup-compatibility/2006" xmlns:r="http://schemas.openxmlformats.org/officeDocument/2006/relationships" xmlns:wp="http://schemas.openxmlformats.org/drawingml/2006/wordprocessingDrawing" xmlns:a="http://schemas.openxmlformats.org/drawingml/2006/main" xmlns:pic="http://schemas.openxmlformats.org/drawingml/2006/picture" xmlns:w="http://schemas.openxmlformats.org/wordprocessingml/2006/main" xmlns:w14="http://schemas.microsoft.com/office/word/2010/wordml" mc:Ignorable="w14">
+  <w:p>
+    <w:pPr>
+      <w:jc w:val="right"/>
+    </w:pPr>
+    <w:r>
+      <w:rPr>
+        <w:rFonts w:ascii="Palatino Linotype" w:hAnsi="Palatino Linotype" w:cs="Palatino Linotype"/>
+        <w:color w:val="B3AB9B"/>
+        <w:spacing w:val="60"/>
+        <w:sz w:val="15"/>
+        <w:szCs w:val="15"/>
+        <w:lang w:val="es-AR"/>
+      </w:rPr>
+      <w:t xml:space="preserve">AHORA MISMO</w:t>
+    </w:r>
+    <w:r>
+      <w:rPr>
+        <w:rFonts w:ascii="Palatino Linotype" w:hAnsi="Palatino Linotype" w:cs="Palatino Linotype"/>
+        <w:color w:val="B3AB9B"/>
+        <w:spacing w:val="60"/>
+        <w:sz w:val="15"/>
+        <w:szCs w:val="15"/>
+        <w:lang w:val="es-AR"/>
+      </w:rPr>
+      <w:t xml:space="preserve">   </w:t>
+    </w:r>
+    <w:r>
+      <w:rPr>
+        <w:position w:val="-6"/>
+      </w:rPr>
+      <w:drawing>
+        <wp:inline distT="0" distB="0" distL="0" distR="0">
+          <wp:extent cx="219456" cy="219456"/>
+          <wp:effectExtent l="0" t="0" r="0" b="0"/>
+          <wp:docPr id="9803" name="Emblema9803"/>
+          <wp:cNvGraphicFramePr>
+            <a:graphicFrameLocks noChangeAspect="1"/>
+          </wp:cNvGraphicFramePr>
+          <a:graphic>
+            <a:graphicData uri="http://schemas.openxmlformats.org/drawingml/2006/picture">
+              <pic:pic>
+                <pic:nvPicPr>
+                  <pic:cNvPr id="9803" name="Emblema9803"/>
+                  <pic:cNvPicPr/>
+                </pic:nvPicPr>
+                <pic:blipFill>
+                  <a:blip r:embed="rId1"/>
+                  <a:stretch>
+                    <a:fillRect/>
+                  </a:stretch>
+                </pic:blipFill>
+                <pic:spPr>
+                  <a:xfrm>
+                    <a:off x="0" y="0"/>
+                    <a:ext cx="219456" cy="219456"/>
+                  </a:xfrm>
+                  <a:prstGeom prst="rect">
+                    <a:avLst/>
+                  </a:prstGeom>
+                </pic:spPr>
+              </pic:pic>
+            </a:graphicData>
+          </a:graphic>
+        </wp:inline>
+      </w:drawing>
+    </w:r>
+  </w:p>
+</w:hdr>
+</file>
+
+<file path=word/headerJBimpar4.xml><?xml version="1.0" encoding="utf-8"?>
+<w:hdr xmlns:mc="http://schemas.openxmlformats.org/markup-compatibility/2006" xmlns:r="http://schemas.openxmlformats.org/officeDocument/2006/relationships" xmlns:wp="http://schemas.openxmlformats.org/drawingml/2006/wordprocessingDrawing" xmlns:a="http://schemas.openxmlformats.org/drawingml/2006/main" xmlns:pic="http://schemas.openxmlformats.org/drawingml/2006/picture" xmlns:w="http://schemas.openxmlformats.org/wordprocessingml/2006/main" xmlns:w14="http://schemas.microsoft.com/office/word/2010/wordml" mc:Ignorable="w14">
+  <w:p>
+    <w:pPr>
+      <w:jc w:val="right"/>
+    </w:pPr>
+    <w:r>
+      <w:rPr>
+        <w:rFonts w:ascii="Palatino Linotype" w:hAnsi="Palatino Linotype" w:cs="Palatino Linotype"/>
+        <w:color w:val="B3AB9B"/>
+        <w:spacing w:val="60"/>
+        <w:sz w:val="15"/>
+        <w:szCs w:val="15"/>
+        <w:lang w:val="es-AR"/>
+      </w:rPr>
+      <w:t xml:space="preserve">LA PESCA</w:t>
+    </w:r>
+    <w:r>
+      <w:rPr>
+        <w:rFonts w:ascii="Palatino Linotype" w:hAnsi="Palatino Linotype" w:cs="Palatino Linotype"/>
+        <w:color w:val="B3AB9B"/>
+        <w:spacing w:val="60"/>
+        <w:sz w:val="15"/>
+        <w:szCs w:val="15"/>
+        <w:lang w:val="es-AR"/>
+      </w:rPr>
+      <w:t xml:space="preserve">   </w:t>
+    </w:r>
+    <w:r>
+      <w:rPr>
+        <w:position w:val="-6"/>
+      </w:rPr>
+      <w:drawing>
+        <wp:inline distT="0" distB="0" distL="0" distR="0">
+          <wp:extent cx="219456" cy="219456"/>
+          <wp:effectExtent l="0" t="0" r="0" b="0"/>
+          <wp:docPr id="9804" name="Emblema9804"/>
+          <wp:cNvGraphicFramePr>
+            <a:graphicFrameLocks noChangeAspect="1"/>
+          </wp:cNvGraphicFramePr>
+          <a:graphic>
+            <a:graphicData uri="http://schemas.openxmlformats.org/drawingml/2006/picture">
+              <pic:pic>
+                <pic:nvPicPr>
+                  <pic:cNvPr id="9804" name="Emblema9804"/>
+                  <pic:cNvPicPr/>
+                </pic:nvPicPr>
+                <pic:blipFill>
+                  <a:blip r:embed="rId1"/>
+                  <a:stretch>
+                    <a:fillRect/>
+                  </a:stretch>
+                </pic:blipFill>
+                <pic:spPr>
+                  <a:xfrm>
+                    <a:off x="0" y="0"/>
+                    <a:ext cx="219456" cy="219456"/>
+                  </a:xfrm>
+                  <a:prstGeom prst="rect">
+                    <a:avLst/>
+                  </a:prstGeom>
+                </pic:spPr>
+              </pic:pic>
+            </a:graphicData>
+          </a:graphic>
+        </wp:inline>
+      </w:drawing>
+    </w:r>
+  </w:p>
+</w:hdr>
+</file>
+
+<file path=word/headerJBimpar5.xml><?xml version="1.0" encoding="utf-8"?>
+<w:hdr xmlns:mc="http://schemas.openxmlformats.org/markup-compatibility/2006" xmlns:r="http://schemas.openxmlformats.org/officeDocument/2006/relationships" xmlns:wp="http://schemas.openxmlformats.org/drawingml/2006/wordprocessingDrawing" xmlns:a="http://schemas.openxmlformats.org/drawingml/2006/main" xmlns:pic="http://schemas.openxmlformats.org/drawingml/2006/picture" xmlns:w="http://schemas.openxmlformats.org/wordprocessingml/2006/main" xmlns:w14="http://schemas.microsoft.com/office/word/2010/wordml" mc:Ignorable="w14">
+  <w:p>
+    <w:pPr>
+      <w:jc w:val="right"/>
+    </w:pPr>
+    <w:r>
+      <w:rPr>
+        <w:rFonts w:ascii="Palatino Linotype" w:hAnsi="Palatino Linotype" w:cs="Palatino Linotype"/>
+        <w:color w:val="B3AB9B"/>
+        <w:spacing w:val="60"/>
+        <w:sz w:val="15"/>
+        <w:szCs w:val="15"/>
+        <w:lang w:val="es-AR"/>
+      </w:rPr>
+      <w:t xml:space="preserve">CARGAR EL ESTADO</w:t>
+    </w:r>
+    <w:r>
+      <w:rPr>
+        <w:rFonts w:ascii="Palatino Linotype" w:hAnsi="Palatino Linotype" w:cs="Palatino Linotype"/>
+        <w:color w:val="B3AB9B"/>
+        <w:spacing w:val="60"/>
+        <w:sz w:val="15"/>
+        <w:szCs w:val="15"/>
+        <w:lang w:val="es-AR"/>
+      </w:rPr>
+      <w:t xml:space="preserve">   </w:t>
+    </w:r>
+    <w:r>
+      <w:rPr>
+        <w:position w:val="-6"/>
+      </w:rPr>
+      <w:drawing>
+        <wp:inline distT="0" distB="0" distL="0" distR="0">
+          <wp:extent cx="219456" cy="219456"/>
+          <wp:effectExtent l="0" t="0" r="0" b="0"/>
+          <wp:docPr id="9805" name="Emblema9805"/>
+          <wp:cNvGraphicFramePr>
+            <a:graphicFrameLocks noChangeAspect="1"/>
+          </wp:cNvGraphicFramePr>
+          <a:graphic>
+            <a:graphicData uri="http://schemas.openxmlformats.org/drawingml/2006/picture">
+              <pic:pic>
+                <pic:nvPicPr>
+                  <pic:cNvPr id="9805" name="Emblema9805"/>
+                  <pic:cNvPicPr/>
+                </pic:nvPicPr>
+                <pic:blipFill>
+                  <a:blip r:embed="rId1"/>
+                  <a:stretch>
+                    <a:fillRect/>
+                  </a:stretch>
+                </pic:blipFill>
+                <pic:spPr>
+                  <a:xfrm>
+                    <a:off x="0" y="0"/>
+                    <a:ext cx="219456" cy="219456"/>
+                  </a:xfrm>
+                  <a:prstGeom prst="rect">
+                    <a:avLst/>
+                  </a:prstGeom>
+                </pic:spPr>
+              </pic:pic>
+            </a:graphicData>
+          </a:graphic>
+        </wp:inline>
+      </w:drawing>
+    </w:r>
+  </w:p>
+</w:hdr>
+</file>
+
+<file path=word/headerJBpar0.xml><?xml version="1.0" encoding="utf-8"?>
+<w:hdr xmlns:mc="http://schemas.openxmlformats.org/markup-compatibility/2006" xmlns:r="http://schemas.openxmlformats.org/officeDocument/2006/relationships" xmlns:wp="http://schemas.openxmlformats.org/drawingml/2006/wordprocessingDrawing" xmlns:a="http://schemas.openxmlformats.org/drawingml/2006/main" xmlns:pic="http://schemas.openxmlformats.org/drawingml/2006/picture" xmlns:w="http://schemas.openxmlformats.org/wordprocessingml/2006/main" xmlns:w14="http://schemas.microsoft.com/office/word/2010/wordml" mc:Ignorable="w14">
+  <w:p>
+    <w:pPr>
+      <w:jc w:val="left"/>
+    </w:pPr>
+    <w:r>
+      <w:rPr>
+        <w:position w:val="-6"/>
+      </w:rPr>
+      <w:drawing>
+        <wp:inline distT="0" distB="0" distL="0" distR="0">
+          <wp:extent cx="219456" cy="219456"/>
+          <wp:effectExtent l="0" t="0" r="0" b="0"/>
+          <wp:docPr id="9850" name="Emblema9850"/>
+          <wp:cNvGraphicFramePr>
+            <a:graphicFrameLocks noChangeAspect="1"/>
+          </wp:cNvGraphicFramePr>
+          <a:graphic>
+            <a:graphicData uri="http://schemas.openxmlformats.org/drawingml/2006/picture">
+              <pic:pic>
+                <pic:nvPicPr>
+                  <pic:cNvPr id="9850" name="Emblema9850"/>
+                  <pic:cNvPicPr/>
+                </pic:nvPicPr>
+                <pic:blipFill>
+                  <a:blip r:embed="rId1"/>
+                  <a:stretch>
+                    <a:fillRect/>
+                  </a:stretch>
+                </pic:blipFill>
+                <pic:spPr>
+                  <a:xfrm>
+                    <a:off x="0" y="0"/>
+                    <a:ext cx="219456" cy="219456"/>
+                  </a:xfrm>
+                  <a:prstGeom prst="rect">
+                    <a:avLst/>
+                  </a:prstGeom>
+                </pic:spPr>
+              </pic:pic>
+            </a:graphicData>
+          </a:graphic>
+        </wp:inline>
+      </w:drawing>
+    </w:r>
+    <w:r>
+      <w:rPr>
+        <w:rFonts w:ascii="Palatino Linotype" w:hAnsi="Palatino Linotype" w:cs="Palatino Linotype"/>
+        <w:color w:val="B3AB9B"/>
+        <w:spacing w:val="60"/>
+        <w:sz w:val="15"/>
+        <w:szCs w:val="15"/>
+        <w:lang w:val="es-AR"/>
+      </w:rPr>
+      <w:t xml:space="preserve">   </w:t>
+    </w:r>
+    <w:r>
+      <w:rPr>
+        <w:rFonts w:ascii="Palatino Linotype" w:hAnsi="Palatino Linotype" w:cs="Palatino Linotype"/>
+        <w:color w:val="B3AB9B"/>
+        <w:spacing w:val="60"/>
+        <w:sz w:val="15"/>
+        <w:szCs w:val="15"/>
+        <w:lang w:val="es-AR"/>
+      </w:rPr>
+      <w:t xml:space="preserve">LA RECETA DE LA MANIFESTACIÓN</w:t>
+    </w:r>
+  </w:p>
+</w:hdr>
+</file>
+
+<file path=word/headerJBpar1.xml><?xml version="1.0" encoding="utf-8"?>
+<w:hdr xmlns:mc="http://schemas.openxmlformats.org/markup-compatibility/2006" xmlns:r="http://schemas.openxmlformats.org/officeDocument/2006/relationships" xmlns:wp="http://schemas.openxmlformats.org/drawingml/2006/wordprocessingDrawing" xmlns:a="http://schemas.openxmlformats.org/drawingml/2006/main" xmlns:pic="http://schemas.openxmlformats.org/drawingml/2006/picture" xmlns:w="http://schemas.openxmlformats.org/wordprocessingml/2006/main" xmlns:w14="http://schemas.microsoft.com/office/word/2010/wordml" mc:Ignorable="w14">
+  <w:p>
+    <w:pPr>
+      <w:jc w:val="left"/>
+    </w:pPr>
+    <w:r>
+      <w:rPr>
+        <w:position w:val="-6"/>
+      </w:rPr>
+      <w:drawing>
+        <wp:inline distT="0" distB="0" distL="0" distR="0">
+          <wp:extent cx="219456" cy="219456"/>
+          <wp:effectExtent l="0" t="0" r="0" b="0"/>
+          <wp:docPr id="9851" name="Emblema9851"/>
+          <wp:cNvGraphicFramePr>
+            <a:graphicFrameLocks noChangeAspect="1"/>
+          </wp:cNvGraphicFramePr>
+          <a:graphic>
+            <a:graphicData uri="http://schemas.openxmlformats.org/drawingml/2006/picture">
+              <pic:pic>
+                <pic:nvPicPr>
+                  <pic:cNvPr id="9851" name="Emblema9851"/>
+                  <pic:cNvPicPr/>
+                </pic:nvPicPr>
+                <pic:blipFill>
+                  <a:blip r:embed="rId1"/>
+                  <a:stretch>
+                    <a:fillRect/>
+                  </a:stretch>
+                </pic:blipFill>
+                <pic:spPr>
+                  <a:xfrm>
+                    <a:off x="0" y="0"/>
+                    <a:ext cx="219456" cy="219456"/>
+                  </a:xfrm>
+                  <a:prstGeom prst="rect">
+                    <a:avLst/>
+                  </a:prstGeom>
+                </pic:spPr>
+              </pic:pic>
+            </a:graphicData>
+          </a:graphic>
+        </wp:inline>
+      </w:drawing>
+    </w:r>
+    <w:r>
+      <w:rPr>
+        <w:rFonts w:ascii="Palatino Linotype" w:hAnsi="Palatino Linotype" w:cs="Palatino Linotype"/>
+        <w:color w:val="B3AB9B"/>
+        <w:spacing w:val="60"/>
+        <w:sz w:val="15"/>
+        <w:szCs w:val="15"/>
+        <w:lang w:val="es-AR"/>
+      </w:rPr>
+      <w:t xml:space="preserve">   </w:t>
+    </w:r>
+    <w:r>
+      <w:rPr>
+        <w:rFonts w:ascii="Palatino Linotype" w:hAnsi="Palatino Linotype" w:cs="Palatino Linotype"/>
+        <w:color w:val="B3AB9B"/>
+        <w:spacing w:val="60"/>
+        <w:sz w:val="15"/>
+        <w:szCs w:val="15"/>
+        <w:lang w:val="es-AR"/>
+      </w:rPr>
+      <w:t xml:space="preserve">LA RECETA DE LA MANIFESTACIÓN</w:t>
+    </w:r>
+  </w:p>
+</w:hdr>
+</file>
+
+<file path=word/headerJBpar2.xml><?xml version="1.0" encoding="utf-8"?>
+<w:hdr xmlns:mc="http://schemas.openxmlformats.org/markup-compatibility/2006" xmlns:r="http://schemas.openxmlformats.org/officeDocument/2006/relationships" xmlns:wp="http://schemas.openxmlformats.org/drawingml/2006/wordprocessingDrawing" xmlns:a="http://schemas.openxmlformats.org/drawingml/2006/main" xmlns:pic="http://schemas.openxmlformats.org/drawingml/2006/picture" xmlns:w="http://schemas.openxmlformats.org/wordprocessingml/2006/main" xmlns:w14="http://schemas.microsoft.com/office/word/2010/wordml" mc:Ignorable="w14">
+  <w:p>
+    <w:pPr>
+      <w:jc w:val="left"/>
+    </w:pPr>
+    <w:r>
+      <w:rPr>
+        <w:position w:val="-6"/>
+      </w:rPr>
+      <w:drawing>
+        <wp:inline distT="0" distB="0" distL="0" distR="0">
+          <wp:extent cx="219456" cy="219456"/>
+          <wp:effectExtent l="0" t="0" r="0" b="0"/>
+          <wp:docPr id="9852" name="Emblema9852"/>
+          <wp:cNvGraphicFramePr>
+            <a:graphicFrameLocks noChangeAspect="1"/>
+          </wp:cNvGraphicFramePr>
+          <a:graphic>
+            <a:graphicData uri="http://schemas.openxmlformats.org/drawingml/2006/picture">
+              <pic:pic>
+                <pic:nvPicPr>
+                  <pic:cNvPr id="9852" name="Emblema9852"/>
+                  <pic:cNvPicPr/>
+                </pic:nvPicPr>
+                <pic:blipFill>
+                  <a:blip r:embed="rId1"/>
+                  <a:stretch>
+                    <a:fillRect/>
+                  </a:stretch>
+                </pic:blipFill>
+                <pic:spPr>
+                  <a:xfrm>
+                    <a:off x="0" y="0"/>
+                    <a:ext cx="219456" cy="219456"/>
+                  </a:xfrm>
+                  <a:prstGeom prst="rect">
+                    <a:avLst/>
+                  </a:prstGeom>
+                </pic:spPr>
+              </pic:pic>
+            </a:graphicData>
+          </a:graphic>
+        </wp:inline>
+      </w:drawing>
+    </w:r>
+    <w:r>
+      <w:rPr>
+        <w:rFonts w:ascii="Palatino Linotype" w:hAnsi="Palatino Linotype" w:cs="Palatino Linotype"/>
+        <w:color w:val="B3AB9B"/>
+        <w:spacing w:val="60"/>
+        <w:sz w:val="15"/>
+        <w:szCs w:val="15"/>
+        <w:lang w:val="es-AR"/>
+      </w:rPr>
+      <w:t xml:space="preserve">   </w:t>
+    </w:r>
+    <w:r>
+      <w:rPr>
+        <w:rFonts w:ascii="Palatino Linotype" w:hAnsi="Palatino Linotype" w:cs="Palatino Linotype"/>
+        <w:color w:val="B3AB9B"/>
+        <w:spacing w:val="60"/>
+        <w:sz w:val="15"/>
+        <w:szCs w:val="15"/>
+        <w:lang w:val="es-AR"/>
+      </w:rPr>
+      <w:t xml:space="preserve">LA RECETA DE LA MANIFESTACIÓN</w:t>
+    </w:r>
+  </w:p>
+</w:hdr>
+</file>
+
+<file path=word/headerJBpar3.xml><?xml version="1.0" encoding="utf-8"?>
+<w:hdr xmlns:mc="http://schemas.openxmlformats.org/markup-compatibility/2006" xmlns:r="http://schemas.openxmlformats.org/officeDocument/2006/relationships" xmlns:wp="http://schemas.openxmlformats.org/drawingml/2006/wordprocessingDrawing" xmlns:a="http://schemas.openxmlformats.org/drawingml/2006/main" xmlns:pic="http://schemas.openxmlformats.org/drawingml/2006/picture" xmlns:w="http://schemas.openxmlformats.org/wordprocessingml/2006/main" xmlns:w14="http://schemas.microsoft.com/office/word/2010/wordml" mc:Ignorable="w14">
+  <w:p>
+    <w:pPr>
+      <w:jc w:val="left"/>
+    </w:pPr>
+    <w:r>
+      <w:rPr>
+        <w:position w:val="-6"/>
+      </w:rPr>
+      <w:drawing>
+        <wp:inline distT="0" distB="0" distL="0" distR="0">
+          <wp:extent cx="219456" cy="219456"/>
+          <wp:effectExtent l="0" t="0" r="0" b="0"/>
+          <wp:docPr id="9853" name="Emblema9853"/>
+          <wp:cNvGraphicFramePr>
+            <a:graphicFrameLocks noChangeAspect="1"/>
+          </wp:cNvGraphicFramePr>
+          <a:graphic>
+            <a:graphicData uri="http://schemas.openxmlformats.org/drawingml/2006/picture">
+              <pic:pic>
+                <pic:nvPicPr>
+                  <pic:cNvPr id="9853" name="Emblema9853"/>
+                  <pic:cNvPicPr/>
+                </pic:nvPicPr>
+                <pic:blipFill>
+                  <a:blip r:embed="rId1"/>
+                  <a:stretch>
+                    <a:fillRect/>
+                  </a:stretch>
+                </pic:blipFill>
+                <pic:spPr>
+                  <a:xfrm>
+                    <a:off x="0" y="0"/>
+                    <a:ext cx="219456" cy="219456"/>
+                  </a:xfrm>
+                  <a:prstGeom prst="rect">
+                    <a:avLst/>
+                  </a:prstGeom>
+                </pic:spPr>
+              </pic:pic>
+            </a:graphicData>
+          </a:graphic>
+        </wp:inline>
+      </w:drawing>
+    </w:r>
+    <w:r>
+      <w:rPr>
+        <w:rFonts w:ascii="Palatino Linotype" w:hAnsi="Palatino Linotype" w:cs="Palatino Linotype"/>
+        <w:color w:val="B3AB9B"/>
+        <w:spacing w:val="60"/>
+        <w:sz w:val="15"/>
+        <w:szCs w:val="15"/>
+        <w:lang w:val="es-AR"/>
+      </w:rPr>
+      <w:t xml:space="preserve">   </w:t>
+    </w:r>
+    <w:r>
+      <w:rPr>
+        <w:rFonts w:ascii="Palatino Linotype" w:hAnsi="Palatino Linotype" w:cs="Palatino Linotype"/>
+        <w:color w:val="B3AB9B"/>
+        <w:spacing w:val="60"/>
+        <w:sz w:val="15"/>
+        <w:szCs w:val="15"/>
+        <w:lang w:val="es-AR"/>
+      </w:rPr>
+      <w:t xml:space="preserve">LA RECETA DE LA MANIFESTACIÓN</w:t>
+    </w:r>
+  </w:p>
+</w:hdr>
+</file>
+
+<file path=word/headerJBpar4.xml><?xml version="1.0" encoding="utf-8"?>
+<w:hdr xmlns:mc="http://schemas.openxmlformats.org/markup-compatibility/2006" xmlns:r="http://schemas.openxmlformats.org/officeDocument/2006/relationships" xmlns:wp="http://schemas.openxmlformats.org/drawingml/2006/wordprocessingDrawing" xmlns:a="http://schemas.openxmlformats.org/drawingml/2006/main" xmlns:pic="http://schemas.openxmlformats.org/drawingml/2006/picture" xmlns:w="http://schemas.openxmlformats.org/wordprocessingml/2006/main" xmlns:w14="http://schemas.microsoft.com/office/word/2010/wordml" mc:Ignorable="w14">
+  <w:p>
+    <w:pPr>
+      <w:jc w:val="left"/>
+    </w:pPr>
+    <w:r>
+      <w:rPr>
+        <w:position w:val="-6"/>
+      </w:rPr>
+      <w:drawing>
+        <wp:inline distT="0" distB="0" distL="0" distR="0">
+          <wp:extent cx="219456" cy="219456"/>
+          <wp:effectExtent l="0" t="0" r="0" b="0"/>
+          <wp:docPr id="9854" name="Emblema9854"/>
+          <wp:cNvGraphicFramePr>
+            <a:graphicFrameLocks noChangeAspect="1"/>
+          </wp:cNvGraphicFramePr>
+          <a:graphic>
+            <a:graphicData uri="http://schemas.openxmlformats.org/drawingml/2006/picture">
+              <pic:pic>
+                <pic:nvPicPr>
+                  <pic:cNvPr id="9854" name="Emblema9854"/>
+                  <pic:cNvPicPr/>
+                </pic:nvPicPr>
+                <pic:blipFill>
+                  <a:blip r:embed="rId1"/>
+                  <a:stretch>
+                    <a:fillRect/>
+                  </a:stretch>
+                </pic:blipFill>
+                <pic:spPr>
+                  <a:xfrm>
+                    <a:off x="0" y="0"/>
+                    <a:ext cx="219456" cy="219456"/>
+                  </a:xfrm>
+                  <a:prstGeom prst="rect">
+                    <a:avLst/>
+                  </a:prstGeom>
+                </pic:spPr>
+              </pic:pic>
+            </a:graphicData>
+          </a:graphic>
+        </wp:inline>
+      </w:drawing>
+    </w:r>
+    <w:r>
+      <w:rPr>
+        <w:rFonts w:ascii="Palatino Linotype" w:hAnsi="Palatino Linotype" w:cs="Palatino Linotype"/>
+        <w:color w:val="B3AB9B"/>
+        <w:spacing w:val="60"/>
+        <w:sz w:val="15"/>
+        <w:szCs w:val="15"/>
+        <w:lang w:val="es-AR"/>
+      </w:rPr>
+      <w:t xml:space="preserve">   </w:t>
+    </w:r>
+    <w:r>
+      <w:rPr>
+        <w:rFonts w:ascii="Palatino Linotype" w:hAnsi="Palatino Linotype" w:cs="Palatino Linotype"/>
+        <w:color w:val="B3AB9B"/>
+        <w:spacing w:val="60"/>
+        <w:sz w:val="15"/>
+        <w:szCs w:val="15"/>
+        <w:lang w:val="es-AR"/>
+      </w:rPr>
+      <w:t xml:space="preserve">LA RECETA DE LA MANIFESTACIÓN</w:t>
+    </w:r>
+  </w:p>
+</w:hdr>
+</file>
+
+<file path=word/headerJBpar5.xml><?xml version="1.0" encoding="utf-8"?>
+<w:hdr xmlns:mc="http://schemas.openxmlformats.org/markup-compatibility/2006" xmlns:r="http://schemas.openxmlformats.org/officeDocument/2006/relationships" xmlns:wp="http://schemas.openxmlformats.org/drawingml/2006/wordprocessingDrawing" xmlns:a="http://schemas.openxmlformats.org/drawingml/2006/main" xmlns:pic="http://schemas.openxmlformats.org/drawingml/2006/picture" xmlns:w="http://schemas.openxmlformats.org/wordprocessingml/2006/main" xmlns:w14="http://schemas.microsoft.com/office/word/2010/wordml" mc:Ignorable="w14">
+  <w:p>
+    <w:pPr>
+      <w:jc w:val="left"/>
+    </w:pPr>
+    <w:r>
+      <w:rPr>
+        <w:position w:val="-6"/>
+      </w:rPr>
+      <w:drawing>
+        <wp:inline distT="0" distB="0" distL="0" distR="0">
+          <wp:extent cx="219456" cy="219456"/>
+          <wp:effectExtent l="0" t="0" r="0" b="0"/>
+          <wp:docPr id="9855" name="Emblema9855"/>
+          <wp:cNvGraphicFramePr>
+            <a:graphicFrameLocks noChangeAspect="1"/>
+          </wp:cNvGraphicFramePr>
+          <a:graphic>
+            <a:graphicData uri="http://schemas.openxmlformats.org/drawingml/2006/picture">
+              <pic:pic>
+                <pic:nvPicPr>
+                  <pic:cNvPr id="9855" name="Emblema9855"/>
+                  <pic:cNvPicPr/>
+                </pic:nvPicPr>
+                <pic:blipFill>
+                  <a:blip r:embed="rId1"/>
+                  <a:stretch>
+                    <a:fillRect/>
+                  </a:stretch>
+                </pic:blipFill>
+                <pic:spPr>
+                  <a:xfrm>
+                    <a:off x="0" y="0"/>
+                    <a:ext cx="219456" cy="219456"/>
+                  </a:xfrm>
+                  <a:prstGeom prst="rect">
+                    <a:avLst/>
+                  </a:prstGeom>
+                </pic:spPr>
+              </pic:pic>
+            </a:graphicData>
+          </a:graphic>
+        </wp:inline>
+      </w:drawing>
+    </w:r>
+    <w:r>
+      <w:rPr>
+        <w:rFonts w:ascii="Palatino Linotype" w:hAnsi="Palatino Linotype" w:cs="Palatino Linotype"/>
+        <w:color w:val="B3AB9B"/>
+        <w:spacing w:val="60"/>
+        <w:sz w:val="15"/>
+        <w:szCs w:val="15"/>
+        <w:lang w:val="es-AR"/>
+      </w:rPr>
+      <w:t xml:space="preserve">   </w:t>
+    </w:r>
+    <w:r>
+      <w:rPr>
+        <w:rFonts w:ascii="Palatino Linotype" w:hAnsi="Palatino Linotype" w:cs="Palatino Linotype"/>
+        <w:color w:val="B3AB9B"/>
+        <w:spacing w:val="60"/>
+        <w:sz w:val="15"/>
+        <w:szCs w:val="15"/>
+        <w:lang w:val="es-AR"/>
+      </w:rPr>
+      <w:t xml:space="preserve">LA RECETA DE LA MANIFESTACIÓN</w:t>
     </w:r>
   </w:p>
 </w:hdr>

--- a/manuscritos/Receta de La Manifestación (edición integral).docx
+++ b/manuscritos/Receta de La Manifestación (edición integral).docx
@@ -4397,6 +4397,7 @@
     </w:p>
     <w:p>
       <w:pPr>
+        <w:spacing w:before="200" w:after="260"/>
         <w:jc w:val="center"/>
         <w:rPr>
           <w:rFonts w:ascii="Palatino Linotype" w:hAnsi="Palatino Linotype" w:cs="Times New Roman"/>
@@ -4406,6 +4407,46 @@
           <w:szCs w:val="18"/>
         </w:rPr>
       </w:pPr>
+      <w:r xmlns:a="http://schemas.openxmlformats.org/drawingml/2006/main" xmlns:pic="http://schemas.openxmlformats.org/drawingml/2006/picture">
+        <w:drawing>
+          <wp:inline distT="0" distB="0" distL="0" distR="0">
+            <wp:extent cx="237744" cy="237744"/>
+            <wp:effectExtent l="0" t="0" r="0" b="0"/>
+            <wp:docPr id="9900" name="Puente9900"/>
+            <wp:cNvGraphicFramePr>
+              <a:graphicFrameLocks noChangeAspect="1"/>
+            </wp:cNvGraphicFramePr>
+            <a:graphic>
+              <a:graphicData uri="http://schemas.openxmlformats.org/drawingml/2006/picture">
+                <pic:pic>
+                  <pic:nvPicPr>
+                    <pic:cNvPr id="9900" name="Puente9900"/>
+                    <pic:cNvPicPr/>
+                  </pic:nvPicPr>
+                  <pic:blipFill>
+                    <a:blip r:embed="rIdJB37"/>
+                    <a:stretch>
+                      <a:fillRect/>
+                    </a:stretch>
+                  </pic:blipFill>
+                  <pic:spPr>
+                    <a:xfrm>
+                      <a:off x="0" y="0"/>
+                      <a:ext cx="237744" cy="237744"/>
+                    </a:xfrm>
+                    <a:prstGeom prst="rect">
+                      <a:avLst/>
+                    </a:prstGeom>
+                  </pic:spPr>
+                </pic:pic>
+              </a:graphicData>
+            </a:graphic>
+          </wp:inline>
+        </w:drawing>
+      </w:r>
+      <w:r>
+        <w:br/>
+      </w:r>
       <w:r>
         <w:rPr>
           <w:rFonts w:ascii="Palatino Linotype" w:hAnsi="Palatino Linotype" w:cs="Times New Roman"/>
@@ -4499,6 +4540,15 @@
       <w:pPr>
         <w:spacing w:before="420" w:after="0"/>
         <w:jc w:val="center"/>
+        <w:sectPr>
+          <w:headerReference w:type="default" r:id="rIdJB33"/>
+          <w:headerReference w:type="even" r:id="rIdJB34"/>
+          <w:footerReference w:type="default" r:id="rIdJB35"/>
+          <w:footerReference w:type="even" r:id="rIdJB35"/>
+          <w:type w:val="continuous"/>
+          <w:pgSz w:w="7920" w:h="12240"/>
+          <w:pgMar w:top="1080" w:right="792" w:bottom="1008" w:left="1080" w:header="560" w:footer="500" w:gutter="0"/>
+        </w:sectPr>
       </w:pPr>
       <w:r>
         <w:rPr>
@@ -4512,9 +4562,1693 @@
         <w:t xml:space="preserve">◆ ◆ ◆</w:t>
       </w:r>
     </w:p>
+    <w:p>
+      <w:pPr>
+        <w:keepNext/>
+        <w:pageBreakBefore/>
+        <w:spacing w:before="1300" w:after="100"/>
+        <w:jc w:val="center"/>
+      </w:pPr>
+      <w:r>
+        <w:rPr>
+          <w:rFonts w:ascii="Palatino Linotype" w:hAnsi="Palatino Linotype" w:cs="Palatino Linotype"/>
+          <w:color w:val="B3AB9B"/>
+          <w:spacing w:val="60"/>
+          <w:sz w:val="18"/>
+          <w:szCs w:val="18"/>
+          <w:lang w:val="es-AR"/>
+        </w:rPr>
+        <w:t xml:space="preserve">LA TRILOGÍA, CAPÍTULO A CAPÍTULO</w:t>
+      </w:r>
+    </w:p>
+    <w:p>
+      <w:pPr>
+        <w:keepNext/>
+        <w:spacing w:before="0" w:after="60"/>
+        <w:jc w:val="center"/>
+      </w:pPr>
+      <w:r>
+        <w:rPr>
+          <w:rFonts w:ascii="Palatino Linotype" w:hAnsi="Palatino Linotype" w:cs="Palatino Linotype"/>
+          <w:i/>
+          <w:iCs/>
+          <w:color w:val="B3AB9B"/>
+          <w:sz w:val="17"/>
+          <w:szCs w:val="17"/>
+          <w:lang w:val="es-AR"/>
+        </w:rPr>
+        <w:t xml:space="preserve">Cada número de capítulo es la misma imagen vista desde otra faceta.</w:t>
+      </w:r>
+    </w:p>
+    <w:p>
+      <w:pPr>
+        <w:keepNext/>
+        <w:spacing w:before="0" w:after="300"/>
+        <w:jc w:val="center"/>
+      </w:pPr>
+      <w:r>
+        <w:rPr>
+          <w:rFonts w:ascii="Palatino Linotype" w:hAnsi="Palatino Linotype" w:cs="Palatino Linotype"/>
+          <w:color w:val="B3AB9B"/>
+          <w:sz w:val="14"/>
+          <w:szCs w:val="14"/>
+          <w:lang w:val="es-AR"/>
+        </w:rPr>
+        <w:t xml:space="preserve">◆</w:t>
+      </w:r>
+    </w:p>
+    <w:tbl xmlns:a="http://schemas.openxmlformats.org/drawingml/2006/main" xmlns:pic="http://schemas.openxmlformats.org/drawingml/2006/picture">
+      <w:tblPr>
+        <w:tblW w:w="6048" w:type="dxa"/>
+        <w:jc w:val="center"/>
+        <w:tblBorders>
+          <w:top w:val="nil"/>
+          <w:left w:val="nil"/>
+          <w:bottom w:val="nil"/>
+          <w:right w:val="nil"/>
+          <w:insideH w:val="nil"/>
+          <w:insideV w:val="nil"/>
+        </w:tblBorders>
+        <w:tblLayout w:type="fixed"/>
+        <w:tblCellMar>
+          <w:left w:w="40" w:type="dxa"/>
+          <w:right w:w="40" w:type="dxa"/>
+        </w:tblCellMar>
+        <w:tblLook w:val="0000" w:firstRow="0" w:lastRow="0" w:firstColumn="0" w:lastColumn="0" w:noHBand="1" w:noVBand="1"/>
+      </w:tblPr>
+      <w:tblGrid>
+        <w:gridCol w:w="504"/>
+        <w:gridCol w:w="1848"/>
+        <w:gridCol w:w="1848"/>
+        <w:gridCol w:w="1848"/>
+      </w:tblGrid>
+      <w:tr>
+        <w:trPr>
+          <w:cantSplit/>
+        </w:trPr>
+        <w:tc>
+          <w:tcPr>
+            <w:tcW w:w="504" w:type="dxa"/>
+            <w:vAlign w:val="top"/>
+          </w:tcPr>
+          <w:p>
+            <w:pPr>
+              <w:spacing w:before="0" w:after="0" w:line="220" w:lineRule="auto"/>
+              <w:jc w:val="center"/>
+            </w:pPr>
+            <w:r>
+              <w:rPr>
+                <w:rFonts w:ascii="Palatino Linotype" w:hAnsi="Palatino Linotype" w:cs="Palatino Linotype"/>
+                <w:color w:val="B3AB9B"/>
+                <w:spacing w:val="40"/>
+                <w:sz w:val="14"/>
+                <w:szCs w:val="14"/>
+                <w:lang w:val="es-AR"/>
+              </w:rPr>
+              <w:t xml:space="preserve"/>
+            </w:r>
+          </w:p>
+        </w:tc>
+        <w:tc>
+          <w:tcPr>
+            <w:tcW w:w="1848" w:type="dxa"/>
+            <w:vAlign w:val="top"/>
+          </w:tcPr>
+          <w:p>
+            <w:pPr>
+              <w:spacing w:before="0" w:after="120" w:line="220" w:lineRule="auto"/>
+              <w:jc w:val="center"/>
+            </w:pPr>
+            <w:r>
+              <w:rPr>
+                <w:rFonts w:ascii="Palatino Linotype" w:hAnsi="Palatino Linotype" w:cs="Palatino Linotype"/>
+                <w:color w:val="F2EEE4"/>
+                <w:spacing w:val="20"/>
+                <w:sz w:val="13"/>
+                <w:szCs w:val="13"/>
+                <w:lang w:val="es-AR"/>
+              </w:rPr>
+              <w:t xml:space="preserve">RECETA</w:t>
+            </w:r>
+          </w:p>
+        </w:tc>
+        <w:tc>
+          <w:tcPr>
+            <w:tcW w:w="1848" w:type="dxa"/>
+            <w:vAlign w:val="top"/>
+          </w:tcPr>
+          <w:p>
+            <w:pPr>
+              <w:spacing w:before="0" w:after="120" w:line="220" w:lineRule="auto"/>
+              <w:jc w:val="center"/>
+            </w:pPr>
+            <w:r>
+              <w:rPr>
+                <w:rFonts w:ascii="Palatino Linotype" w:hAnsi="Palatino Linotype" w:cs="Palatino Linotype"/>
+                <w:color w:val="B3AB9B"/>
+                <w:spacing w:val="20"/>
+                <w:sz w:val="13"/>
+                <w:szCs w:val="13"/>
+                <w:lang w:val="es-AR"/>
+              </w:rPr>
+              <w:t xml:space="preserve">PENSAMIENTO</w:t>
+            </w:r>
+          </w:p>
+        </w:tc>
+        <w:tc>
+          <w:tcPr>
+            <w:tcW w:w="1848" w:type="dxa"/>
+            <w:vAlign w:val="top"/>
+          </w:tcPr>
+          <w:p>
+            <w:pPr>
+              <w:spacing w:before="0" w:after="120" w:line="220" w:lineRule="auto"/>
+              <w:jc w:val="center"/>
+            </w:pPr>
+            <w:r>
+              <w:rPr>
+                <w:rFonts w:ascii="Palatino Linotype" w:hAnsi="Palatino Linotype" w:cs="Palatino Linotype"/>
+                <w:color w:val="B3AB9B"/>
+                <w:spacing w:val="20"/>
+                <w:sz w:val="13"/>
+                <w:szCs w:val="13"/>
+                <w:lang w:val="es-AR"/>
+              </w:rPr>
+              <w:t xml:space="preserve">BIOGRAFÍA</w:t>
+            </w:r>
+          </w:p>
+        </w:tc>
+      </w:tr>
+      <w:tr>
+        <w:trPr>
+          <w:cantSplit/>
+        </w:trPr>
+        <w:tc>
+          <w:tcPr>
+            <w:tcW w:w="504" w:type="dxa"/>
+            <w:vAlign w:val="top"/>
+          </w:tcPr>
+          <w:p>
+            <w:pPr>
+              <w:spacing w:before="0" w:after="0" w:line="220" w:lineRule="auto"/>
+              <w:jc w:val="center"/>
+            </w:pPr>
+            <w:r>
+              <w:rPr>
+                <w:rFonts w:ascii="Palatino Linotype" w:hAnsi="Palatino Linotype" w:cs="Palatino Linotype"/>
+                <w:color w:val="B3AB9B"/>
+                <w:spacing w:val="0"/>
+                <w:sz w:val="22"/>
+                <w:szCs w:val="22"/>
+                <w:lang w:val="es-AR"/>
+              </w:rPr>
+              <w:t xml:space="preserve">0</w:t>
+            </w:r>
+          </w:p>
+        </w:tc>
+        <w:tc>
+          <w:tcPr>
+            <w:tcW w:w="1848" w:type="dxa"/>
+            <w:vAlign w:val="top"/>
+          </w:tcPr>
+          <w:p>
+            <w:pPr>
+              <w:spacing w:before="0" w:after="40"/>
+              <w:jc w:val="center"/>
+            </w:pPr>
+            <w:r>
+              <w:drawing>
+                <wp:inline distT="0" distB="0" distL="0" distR="0">
+                  <wp:extent cx="329184" cy="329184"/>
+                  <wp:effectExtent l="0" t="0" r="0" b="0"/>
+                  <wp:docPr id="9901" name="Puente9901"/>
+                  <wp:cNvGraphicFramePr>
+                    <a:graphicFrameLocks noChangeAspect="1"/>
+                  </wp:cNvGraphicFramePr>
+                  <a:graphic>
+                    <a:graphicData uri="http://schemas.openxmlformats.org/drawingml/2006/picture">
+                      <pic:pic>
+                        <pic:nvPicPr>
+                          <pic:cNvPr id="9901" name="Puente9901"/>
+                          <pic:cNvPicPr/>
+                        </pic:nvPicPr>
+                        <pic:blipFill>
+                          <a:blip r:embed="rIdJB38"/>
+                          <a:stretch>
+                            <a:fillRect/>
+                          </a:stretch>
+                        </pic:blipFill>
+                        <pic:spPr>
+                          <a:xfrm>
+                            <a:off x="0" y="0"/>
+                            <a:ext cx="329184" cy="329184"/>
+                          </a:xfrm>
+                          <a:prstGeom prst="rect">
+                            <a:avLst/>
+                          </a:prstGeom>
+                        </pic:spPr>
+                      </pic:pic>
+                    </a:graphicData>
+                  </a:graphic>
+                </wp:inline>
+              </w:drawing>
+            </w:r>
+          </w:p>
+          <w:p>
+            <w:pPr>
+              <w:spacing w:before="0" w:after="180" w:line="220" w:lineRule="auto"/>
+              <w:jc w:val="center"/>
+            </w:pPr>
+            <w:r>
+              <w:rPr>
+                <w:rFonts w:ascii="Palatino Linotype" w:hAnsi="Palatino Linotype" w:cs="Palatino Linotype"/>
+                <w:color w:val="F2EEE4"/>
+                <w:spacing w:val="30"/>
+                <w:sz w:val="13"/>
+                <w:szCs w:val="13"/>
+                <w:lang w:val="es-AR"/>
+              </w:rPr>
+              <w:t xml:space="preserve">DOS FORMATOS DE LA MENTE</w:t>
+            </w:r>
+          </w:p>
+        </w:tc>
+        <w:tc>
+          <w:tcPr>
+            <w:tcW w:w="1848" w:type="dxa"/>
+            <w:vAlign w:val="top"/>
+          </w:tcPr>
+          <w:p>
+            <w:pPr>
+              <w:spacing w:before="0" w:after="40"/>
+              <w:jc w:val="center"/>
+            </w:pPr>
+            <w:r>
+              <w:drawing>
+                <wp:inline distT="0" distB="0" distL="0" distR="0">
+                  <wp:extent cx="329184" cy="329184"/>
+                  <wp:effectExtent l="0" t="0" r="0" b="0"/>
+                  <wp:docPr id="9902" name="Puente9902"/>
+                  <wp:cNvGraphicFramePr>
+                    <a:graphicFrameLocks noChangeAspect="1"/>
+                  </wp:cNvGraphicFramePr>
+                  <a:graphic>
+                    <a:graphicData uri="http://schemas.openxmlformats.org/drawingml/2006/picture">
+                      <pic:pic>
+                        <pic:nvPicPr>
+                          <pic:cNvPr id="9902" name="Puente9902"/>
+                          <pic:cNvPicPr/>
+                        </pic:nvPicPr>
+                        <pic:blipFill>
+                          <a:blip r:embed="rIdJB39"/>
+                          <a:stretch>
+                            <a:fillRect/>
+                          </a:stretch>
+                        </pic:blipFill>
+                        <pic:spPr>
+                          <a:xfrm>
+                            <a:off x="0" y="0"/>
+                            <a:ext cx="329184" cy="329184"/>
+                          </a:xfrm>
+                          <a:prstGeom prst="rect">
+                            <a:avLst/>
+                          </a:prstGeom>
+                        </pic:spPr>
+                      </pic:pic>
+                    </a:graphicData>
+                  </a:graphic>
+                </wp:inline>
+              </w:drawing>
+            </w:r>
+          </w:p>
+          <w:p>
+            <w:pPr>
+              <w:spacing w:before="0" w:after="180" w:line="220" w:lineRule="auto"/>
+              <w:jc w:val="center"/>
+            </w:pPr>
+            <w:r>
+              <w:rPr>
+                <w:rFonts w:ascii="Palatino Linotype" w:hAnsi="Palatino Linotype" w:cs="Palatino Linotype"/>
+                <w:color w:val="B3AB9B"/>
+                <w:spacing w:val="30"/>
+                <w:sz w:val="13"/>
+                <w:szCs w:val="13"/>
+                <w:lang w:val="es-AR"/>
+              </w:rPr>
+              <w:t xml:space="preserve">LA PALABRA</w:t>
+            </w:r>
+          </w:p>
+        </w:tc>
+        <w:tc>
+          <w:tcPr>
+            <w:tcW w:w="1848" w:type="dxa"/>
+            <w:vAlign w:val="top"/>
+          </w:tcPr>
+          <w:p>
+            <w:pPr>
+              <w:spacing w:before="0" w:after="40"/>
+              <w:jc w:val="center"/>
+            </w:pPr>
+            <w:r>
+              <w:drawing>
+                <wp:inline distT="0" distB="0" distL="0" distR="0">
+                  <wp:extent cx="329184" cy="329184"/>
+                  <wp:effectExtent l="0" t="0" r="0" b="0"/>
+                  <wp:docPr id="9903" name="Puente9903"/>
+                  <wp:cNvGraphicFramePr>
+                    <a:graphicFrameLocks noChangeAspect="1"/>
+                  </wp:cNvGraphicFramePr>
+                  <a:graphic>
+                    <a:graphicData uri="http://schemas.openxmlformats.org/drawingml/2006/picture">
+                      <pic:pic>
+                        <pic:nvPicPr>
+                          <pic:cNvPr id="9903" name="Puente9903"/>
+                          <pic:cNvPicPr/>
+                        </pic:nvPicPr>
+                        <pic:blipFill>
+                          <a:blip r:embed="rIdJB40"/>
+                          <a:stretch>
+                            <a:fillRect/>
+                          </a:stretch>
+                        </pic:blipFill>
+                        <pic:spPr>
+                          <a:xfrm>
+                            <a:off x="0" y="0"/>
+                            <a:ext cx="329184" cy="329184"/>
+                          </a:xfrm>
+                          <a:prstGeom prst="rect">
+                            <a:avLst/>
+                          </a:prstGeom>
+                        </pic:spPr>
+                      </pic:pic>
+                    </a:graphicData>
+                  </a:graphic>
+                </wp:inline>
+              </w:drawing>
+            </w:r>
+          </w:p>
+          <w:p>
+            <w:pPr>
+              <w:spacing w:before="0" w:after="180" w:line="220" w:lineRule="auto"/>
+              <w:jc w:val="center"/>
+            </w:pPr>
+            <w:r>
+              <w:rPr>
+                <w:rFonts w:ascii="Palatino Linotype" w:hAnsi="Palatino Linotype" w:cs="Palatino Linotype"/>
+                <w:color w:val="B3AB9B"/>
+                <w:spacing w:val="30"/>
+                <w:sz w:val="13"/>
+                <w:szCs w:val="13"/>
+                <w:lang w:val="es-AR"/>
+              </w:rPr>
+              <w:t xml:space="preserve">PRIMERA IMAGEN</w:t>
+            </w:r>
+          </w:p>
+        </w:tc>
+      </w:tr>
+      <w:tr>
+        <w:trPr>
+          <w:cantSplit/>
+        </w:trPr>
+        <w:tc>
+          <w:tcPr>
+            <w:tcW w:w="504" w:type="dxa"/>
+            <w:vAlign w:val="top"/>
+          </w:tcPr>
+          <w:p>
+            <w:pPr>
+              <w:spacing w:before="0" w:after="0" w:line="220" w:lineRule="auto"/>
+              <w:jc w:val="center"/>
+            </w:pPr>
+            <w:r>
+              <w:rPr>
+                <w:rFonts w:ascii="Palatino Linotype" w:hAnsi="Palatino Linotype" w:cs="Palatino Linotype"/>
+                <w:color w:val="B3AB9B"/>
+                <w:spacing w:val="0"/>
+                <w:sz w:val="22"/>
+                <w:szCs w:val="22"/>
+                <w:lang w:val="es-AR"/>
+              </w:rPr>
+              <w:t xml:space="preserve">1</w:t>
+            </w:r>
+          </w:p>
+        </w:tc>
+        <w:tc>
+          <w:tcPr>
+            <w:tcW w:w="1848" w:type="dxa"/>
+            <w:vAlign w:val="top"/>
+          </w:tcPr>
+          <w:p>
+            <w:pPr>
+              <w:spacing w:before="0" w:after="40"/>
+              <w:jc w:val="center"/>
+            </w:pPr>
+            <w:r>
+              <w:drawing>
+                <wp:inline distT="0" distB="0" distL="0" distR="0">
+                  <wp:extent cx="329184" cy="329184"/>
+                  <wp:effectExtent l="0" t="0" r="0" b="0"/>
+                  <wp:docPr id="9904" name="Puente9904"/>
+                  <wp:cNvGraphicFramePr>
+                    <a:graphicFrameLocks noChangeAspect="1"/>
+                  </wp:cNvGraphicFramePr>
+                  <a:graphic>
+                    <a:graphicData uri="http://schemas.openxmlformats.org/drawingml/2006/picture">
+                      <pic:pic>
+                        <pic:nvPicPr>
+                          <pic:cNvPr id="9904" name="Puente9904"/>
+                          <pic:cNvPicPr/>
+                        </pic:nvPicPr>
+                        <pic:blipFill>
+                          <a:blip r:embed="rIdJB41"/>
+                          <a:stretch>
+                            <a:fillRect/>
+                          </a:stretch>
+                        </pic:blipFill>
+                        <pic:spPr>
+                          <a:xfrm>
+                            <a:off x="0" y="0"/>
+                            <a:ext cx="329184" cy="329184"/>
+                          </a:xfrm>
+                          <a:prstGeom prst="rect">
+                            <a:avLst/>
+                          </a:prstGeom>
+                        </pic:spPr>
+                      </pic:pic>
+                    </a:graphicData>
+                  </a:graphic>
+                </wp:inline>
+              </w:drawing>
+            </w:r>
+          </w:p>
+          <w:p>
+            <w:pPr>
+              <w:spacing w:before="0" w:after="180" w:line="220" w:lineRule="auto"/>
+              <w:jc w:val="center"/>
+            </w:pPr>
+            <w:r>
+              <w:rPr>
+                <w:rFonts w:ascii="Palatino Linotype" w:hAnsi="Palatino Linotype" w:cs="Palatino Linotype"/>
+                <w:color w:val="F2EEE4"/>
+                <w:spacing w:val="30"/>
+                <w:sz w:val="13"/>
+                <w:szCs w:val="13"/>
+                <w:lang w:val="es-AR"/>
+              </w:rPr>
+              <w:t xml:space="preserve">EL SENTIMIENTO CREA LA REALIDAD</w:t>
+            </w:r>
+          </w:p>
+        </w:tc>
+        <w:tc>
+          <w:tcPr>
+            <w:tcW w:w="1848" w:type="dxa"/>
+            <w:vAlign w:val="top"/>
+          </w:tcPr>
+          <w:p>
+            <w:pPr>
+              <w:spacing w:before="0" w:after="40"/>
+              <w:jc w:val="center"/>
+            </w:pPr>
+            <w:r>
+              <w:drawing>
+                <wp:inline distT="0" distB="0" distL="0" distR="0">
+                  <wp:extent cx="329184" cy="329184"/>
+                  <wp:effectExtent l="0" t="0" r="0" b="0"/>
+                  <wp:docPr id="9905" name="Puente9905"/>
+                  <wp:cNvGraphicFramePr>
+                    <a:graphicFrameLocks noChangeAspect="1"/>
+                  </wp:cNvGraphicFramePr>
+                  <a:graphic>
+                    <a:graphicData uri="http://schemas.openxmlformats.org/drawingml/2006/picture">
+                      <pic:pic>
+                        <pic:nvPicPr>
+                          <pic:cNvPr id="9905" name="Puente9905"/>
+                          <pic:cNvPicPr/>
+                        </pic:nvPicPr>
+                        <pic:blipFill>
+                          <a:blip r:embed="rIdJB42"/>
+                          <a:stretch>
+                            <a:fillRect/>
+                          </a:stretch>
+                        </pic:blipFill>
+                        <pic:spPr>
+                          <a:xfrm>
+                            <a:off x="0" y="0"/>
+                            <a:ext cx="329184" cy="329184"/>
+                          </a:xfrm>
+                          <a:prstGeom prst="rect">
+                            <a:avLst/>
+                          </a:prstGeom>
+                        </pic:spPr>
+                      </pic:pic>
+                    </a:graphicData>
+                  </a:graphic>
+                </wp:inline>
+              </w:drawing>
+            </w:r>
+          </w:p>
+          <w:p>
+            <w:pPr>
+              <w:spacing w:before="0" w:after="180" w:line="220" w:lineRule="auto"/>
+              <w:jc w:val="center"/>
+            </w:pPr>
+            <w:r>
+              <w:rPr>
+                <w:rFonts w:ascii="Palatino Linotype" w:hAnsi="Palatino Linotype" w:cs="Palatino Linotype"/>
+                <w:color w:val="B3AB9B"/>
+                <w:spacing w:val="30"/>
+                <w:sz w:val="13"/>
+                <w:szCs w:val="13"/>
+                <w:lang w:val="es-AR"/>
+              </w:rPr>
+              <w:t xml:space="preserve">LIBERTAD INTERNA</w:t>
+            </w:r>
+          </w:p>
+        </w:tc>
+        <w:tc>
+          <w:tcPr>
+            <w:tcW w:w="1848" w:type="dxa"/>
+            <w:vAlign w:val="top"/>
+          </w:tcPr>
+          <w:p>
+            <w:pPr>
+              <w:spacing w:before="0" w:after="40"/>
+              <w:jc w:val="center"/>
+            </w:pPr>
+            <w:r>
+              <w:drawing>
+                <wp:inline distT="0" distB="0" distL="0" distR="0">
+                  <wp:extent cx="329184" cy="329184"/>
+                  <wp:effectExtent l="0" t="0" r="0" b="0"/>
+                  <wp:docPr id="9906" name="Puente9906"/>
+                  <wp:cNvGraphicFramePr>
+                    <a:graphicFrameLocks noChangeAspect="1"/>
+                  </wp:cNvGraphicFramePr>
+                  <a:graphic>
+                    <a:graphicData uri="http://schemas.openxmlformats.org/drawingml/2006/picture">
+                      <pic:pic>
+                        <pic:nvPicPr>
+                          <pic:cNvPr id="9906" name="Puente9906"/>
+                          <pic:cNvPicPr/>
+                        </pic:nvPicPr>
+                        <pic:blipFill>
+                          <a:blip r:embed="rIdJB43"/>
+                          <a:stretch>
+                            <a:fillRect/>
+                          </a:stretch>
+                        </pic:blipFill>
+                        <pic:spPr>
+                          <a:xfrm>
+                            <a:off x="0" y="0"/>
+                            <a:ext cx="329184" cy="329184"/>
+                          </a:xfrm>
+                          <a:prstGeom prst="rect">
+                            <a:avLst/>
+                          </a:prstGeom>
+                        </pic:spPr>
+                      </pic:pic>
+                    </a:graphicData>
+                  </a:graphic>
+                </wp:inline>
+              </w:drawing>
+            </w:r>
+          </w:p>
+          <w:p>
+            <w:pPr>
+              <w:spacing w:before="0" w:after="180" w:line="220" w:lineRule="auto"/>
+              <w:jc w:val="center"/>
+            </w:pPr>
+            <w:r>
+              <w:rPr>
+                <w:rFonts w:ascii="Palatino Linotype" w:hAnsi="Palatino Linotype" w:cs="Palatino Linotype"/>
+                <w:color w:val="B3AB9B"/>
+                <w:spacing w:val="30"/>
+                <w:sz w:val="13"/>
+                <w:szCs w:val="13"/>
+                <w:lang w:val="es-AR"/>
+              </w:rPr>
+              <w:t xml:space="preserve">EL RECONOCIMIENTO</w:t>
+            </w:r>
+          </w:p>
+        </w:tc>
+      </w:tr>
+      <w:tr>
+        <w:trPr>
+          <w:cantSplit/>
+        </w:trPr>
+        <w:tc>
+          <w:tcPr>
+            <w:tcW w:w="504" w:type="dxa"/>
+            <w:vAlign w:val="top"/>
+          </w:tcPr>
+          <w:p>
+            <w:pPr>
+              <w:spacing w:before="0" w:after="0" w:line="220" w:lineRule="auto"/>
+              <w:jc w:val="center"/>
+            </w:pPr>
+            <w:r>
+              <w:rPr>
+                <w:rFonts w:ascii="Palatino Linotype" w:hAnsi="Palatino Linotype" w:cs="Palatino Linotype"/>
+                <w:color w:val="B3AB9B"/>
+                <w:spacing w:val="0"/>
+                <w:sz w:val="22"/>
+                <w:szCs w:val="22"/>
+                <w:lang w:val="es-AR"/>
+              </w:rPr>
+              <w:t xml:space="preserve">2</w:t>
+            </w:r>
+          </w:p>
+        </w:tc>
+        <w:tc>
+          <w:tcPr>
+            <w:tcW w:w="1848" w:type="dxa"/>
+            <w:vAlign w:val="top"/>
+          </w:tcPr>
+          <w:p>
+            <w:pPr>
+              <w:spacing w:before="0" w:after="40"/>
+              <w:jc w:val="center"/>
+            </w:pPr>
+            <w:r>
+              <w:drawing>
+                <wp:inline distT="0" distB="0" distL="0" distR="0">
+                  <wp:extent cx="329184" cy="329184"/>
+                  <wp:effectExtent l="0" t="0" r="0" b="0"/>
+                  <wp:docPr id="9907" name="Puente9907"/>
+                  <wp:cNvGraphicFramePr>
+                    <a:graphicFrameLocks noChangeAspect="1"/>
+                  </wp:cNvGraphicFramePr>
+                  <a:graphic>
+                    <a:graphicData uri="http://schemas.openxmlformats.org/drawingml/2006/picture">
+                      <pic:pic>
+                        <pic:nvPicPr>
+                          <pic:cNvPr id="9907" name="Puente9907"/>
+                          <pic:cNvPicPr/>
+                        </pic:nvPicPr>
+                        <pic:blipFill>
+                          <a:blip r:embed="rIdJB44"/>
+                          <a:stretch>
+                            <a:fillRect/>
+                          </a:stretch>
+                        </pic:blipFill>
+                        <pic:spPr>
+                          <a:xfrm>
+                            <a:off x="0" y="0"/>
+                            <a:ext cx="329184" cy="329184"/>
+                          </a:xfrm>
+                          <a:prstGeom prst="rect">
+                            <a:avLst/>
+                          </a:prstGeom>
+                        </pic:spPr>
+                      </pic:pic>
+                    </a:graphicData>
+                  </a:graphic>
+                </wp:inline>
+              </w:drawing>
+            </w:r>
+          </w:p>
+          <w:p>
+            <w:pPr>
+              <w:spacing w:before="0" w:after="180" w:line="220" w:lineRule="auto"/>
+              <w:jc w:val="center"/>
+            </w:pPr>
+            <w:r>
+              <w:rPr>
+                <w:rFonts w:ascii="Palatino Linotype" w:hAnsi="Palatino Linotype" w:cs="Palatino Linotype"/>
+                <w:color w:val="F2EEE4"/>
+                <w:spacing w:val="30"/>
+                <w:sz w:val="13"/>
+                <w:szCs w:val="13"/>
+                <w:lang w:val="es-AR"/>
+              </w:rPr>
+              <w:t xml:space="preserve">CONOCEDORES DEL BIEN Y EL MAL</w:t>
+            </w:r>
+          </w:p>
+        </w:tc>
+        <w:tc>
+          <w:tcPr>
+            <w:tcW w:w="1848" w:type="dxa"/>
+            <w:vAlign w:val="top"/>
+          </w:tcPr>
+          <w:p>
+            <w:pPr>
+              <w:spacing w:before="0" w:after="40"/>
+              <w:jc w:val="center"/>
+            </w:pPr>
+            <w:r>
+              <w:drawing>
+                <wp:inline distT="0" distB="0" distL="0" distR="0">
+                  <wp:extent cx="329184" cy="329184"/>
+                  <wp:effectExtent l="0" t="0" r="0" b="0"/>
+                  <wp:docPr id="9908" name="Puente9908"/>
+                  <wp:cNvGraphicFramePr>
+                    <a:graphicFrameLocks noChangeAspect="1"/>
+                  </wp:cNvGraphicFramePr>
+                  <a:graphic>
+                    <a:graphicData uri="http://schemas.openxmlformats.org/drawingml/2006/picture">
+                      <pic:pic>
+                        <pic:nvPicPr>
+                          <pic:cNvPr id="9908" name="Puente9908"/>
+                          <pic:cNvPicPr/>
+                        </pic:nvPicPr>
+                        <pic:blipFill>
+                          <a:blip r:embed="rIdJB45"/>
+                          <a:stretch>
+                            <a:fillRect/>
+                          </a:stretch>
+                        </pic:blipFill>
+                        <pic:spPr>
+                          <a:xfrm>
+                            <a:off x="0" y="0"/>
+                            <a:ext cx="329184" cy="329184"/>
+                          </a:xfrm>
+                          <a:prstGeom prst="rect">
+                            <a:avLst/>
+                          </a:prstGeom>
+                        </pic:spPr>
+                      </pic:pic>
+                    </a:graphicData>
+                  </a:graphic>
+                </wp:inline>
+              </w:drawing>
+            </w:r>
+          </w:p>
+          <w:p>
+            <w:pPr>
+              <w:spacing w:before="0" w:after="180" w:line="220" w:lineRule="auto"/>
+              <w:jc w:val="center"/>
+            </w:pPr>
+            <w:r>
+              <w:rPr>
+                <w:rFonts w:ascii="Palatino Linotype" w:hAnsi="Palatino Linotype" w:cs="Palatino Linotype"/>
+                <w:color w:val="B3AB9B"/>
+                <w:spacing w:val="30"/>
+                <w:sz w:val="13"/>
+                <w:szCs w:val="13"/>
+                <w:lang w:val="es-AR"/>
+              </w:rPr>
+              <w:t xml:space="preserve">EL OBSERVADOR ETERNO</w:t>
+            </w:r>
+          </w:p>
+        </w:tc>
+        <w:tc>
+          <w:tcPr>
+            <w:tcW w:w="1848" w:type="dxa"/>
+            <w:vAlign w:val="top"/>
+          </w:tcPr>
+          <w:p>
+            <w:pPr>
+              <w:spacing w:before="0" w:after="40"/>
+              <w:jc w:val="center"/>
+            </w:pPr>
+            <w:r>
+              <w:drawing>
+                <wp:inline distT="0" distB="0" distL="0" distR="0">
+                  <wp:extent cx="329184" cy="329184"/>
+                  <wp:effectExtent l="0" t="0" r="0" b="0"/>
+                  <wp:docPr id="9909" name="Puente9909"/>
+                  <wp:cNvGraphicFramePr>
+                    <a:graphicFrameLocks noChangeAspect="1"/>
+                  </wp:cNvGraphicFramePr>
+                  <a:graphic>
+                    <a:graphicData uri="http://schemas.openxmlformats.org/drawingml/2006/picture">
+                      <pic:pic>
+                        <pic:nvPicPr>
+                          <pic:cNvPr id="9909" name="Puente9909"/>
+                          <pic:cNvPicPr/>
+                        </pic:nvPicPr>
+                        <pic:blipFill>
+                          <a:blip r:embed="rIdJB46"/>
+                          <a:stretch>
+                            <a:fillRect/>
+                          </a:stretch>
+                        </pic:blipFill>
+                        <pic:spPr>
+                          <a:xfrm>
+                            <a:off x="0" y="0"/>
+                            <a:ext cx="329184" cy="329184"/>
+                          </a:xfrm>
+                          <a:prstGeom prst="rect">
+                            <a:avLst/>
+                          </a:prstGeom>
+                        </pic:spPr>
+                      </pic:pic>
+                    </a:graphicData>
+                  </a:graphic>
+                </wp:inline>
+              </w:drawing>
+            </w:r>
+          </w:p>
+          <w:p>
+            <w:pPr>
+              <w:spacing w:before="0" w:after="180" w:line="220" w:lineRule="auto"/>
+              <w:jc w:val="center"/>
+            </w:pPr>
+            <w:r>
+              <w:rPr>
+                <w:rFonts w:ascii="Palatino Linotype" w:hAnsi="Palatino Linotype" w:cs="Palatino Linotype"/>
+                <w:color w:val="B3AB9B"/>
+                <w:spacing w:val="30"/>
+                <w:sz w:val="13"/>
+                <w:szCs w:val="13"/>
+                <w:lang w:val="es-AR"/>
+              </w:rPr>
+              <w:t xml:space="preserve">EL DESASTRE</w:t>
+            </w:r>
+          </w:p>
+        </w:tc>
+      </w:tr>
+      <w:tr>
+        <w:trPr>
+          <w:cantSplit/>
+        </w:trPr>
+        <w:tc>
+          <w:tcPr>
+            <w:tcW w:w="504" w:type="dxa"/>
+            <w:vAlign w:val="top"/>
+          </w:tcPr>
+          <w:p>
+            <w:pPr>
+              <w:spacing w:before="0" w:after="0" w:line="220" w:lineRule="auto"/>
+              <w:jc w:val="center"/>
+            </w:pPr>
+            <w:r>
+              <w:rPr>
+                <w:rFonts w:ascii="Palatino Linotype" w:hAnsi="Palatino Linotype" w:cs="Palatino Linotype"/>
+                <w:color w:val="B3AB9B"/>
+                <w:spacing w:val="0"/>
+                <w:sz w:val="22"/>
+                <w:szCs w:val="22"/>
+                <w:lang w:val="es-AR"/>
+              </w:rPr>
+              <w:t xml:space="preserve">3</w:t>
+            </w:r>
+          </w:p>
+        </w:tc>
+        <w:tc>
+          <w:tcPr>
+            <w:tcW w:w="1848" w:type="dxa"/>
+            <w:vAlign w:val="top"/>
+          </w:tcPr>
+          <w:p>
+            <w:pPr>
+              <w:spacing w:before="0" w:after="40"/>
+              <w:jc w:val="center"/>
+            </w:pPr>
+            <w:r>
+              <w:drawing>
+                <wp:inline distT="0" distB="0" distL="0" distR="0">
+                  <wp:extent cx="329184" cy="329184"/>
+                  <wp:effectExtent l="0" t="0" r="0" b="0"/>
+                  <wp:docPr id="9910" name="Puente9910"/>
+                  <wp:cNvGraphicFramePr>
+                    <a:graphicFrameLocks noChangeAspect="1"/>
+                  </wp:cNvGraphicFramePr>
+                  <a:graphic>
+                    <a:graphicData uri="http://schemas.openxmlformats.org/drawingml/2006/picture">
+                      <pic:pic>
+                        <pic:nvPicPr>
+                          <pic:cNvPr id="9910" name="Puente9910"/>
+                          <pic:cNvPicPr/>
+                        </pic:nvPicPr>
+                        <pic:blipFill>
+                          <a:blip r:embed="rIdJB47"/>
+                          <a:stretch>
+                            <a:fillRect/>
+                          </a:stretch>
+                        </pic:blipFill>
+                        <pic:spPr>
+                          <a:xfrm>
+                            <a:off x="0" y="0"/>
+                            <a:ext cx="329184" cy="329184"/>
+                          </a:xfrm>
+                          <a:prstGeom prst="rect">
+                            <a:avLst/>
+                          </a:prstGeom>
+                        </pic:spPr>
+                      </pic:pic>
+                    </a:graphicData>
+                  </a:graphic>
+                </wp:inline>
+              </w:drawing>
+            </w:r>
+          </w:p>
+          <w:p>
+            <w:pPr>
+              <w:spacing w:before="0" w:after="180" w:line="220" w:lineRule="auto"/>
+              <w:jc w:val="center"/>
+            </w:pPr>
+            <w:r>
+              <w:rPr>
+                <w:rFonts w:ascii="Palatino Linotype" w:hAnsi="Palatino Linotype" w:cs="Palatino Linotype"/>
+                <w:color w:val="F2EEE4"/>
+                <w:spacing w:val="30"/>
+                <w:sz w:val="13"/>
+                <w:szCs w:val="13"/>
+                <w:lang w:val="es-AR"/>
+              </w:rPr>
+              <w:t xml:space="preserve">AHORA MISMO</w:t>
+            </w:r>
+          </w:p>
+        </w:tc>
+        <w:tc>
+          <w:tcPr>
+            <w:tcW w:w="1848" w:type="dxa"/>
+            <w:vAlign w:val="top"/>
+          </w:tcPr>
+          <w:p>
+            <w:pPr>
+              <w:spacing w:before="0" w:after="40"/>
+              <w:jc w:val="center"/>
+            </w:pPr>
+            <w:r>
+              <w:drawing>
+                <wp:inline distT="0" distB="0" distL="0" distR="0">
+                  <wp:extent cx="329184" cy="329184"/>
+                  <wp:effectExtent l="0" t="0" r="0" b="0"/>
+                  <wp:docPr id="9911" name="Puente9911"/>
+                  <wp:cNvGraphicFramePr>
+                    <a:graphicFrameLocks noChangeAspect="1"/>
+                  </wp:cNvGraphicFramePr>
+                  <a:graphic>
+                    <a:graphicData uri="http://schemas.openxmlformats.org/drawingml/2006/picture">
+                      <pic:pic>
+                        <pic:nvPicPr>
+                          <pic:cNvPr id="9911" name="Puente9911"/>
+                          <pic:cNvPicPr/>
+                        </pic:nvPicPr>
+                        <pic:blipFill>
+                          <a:blip r:embed="rIdJB48"/>
+                          <a:stretch>
+                            <a:fillRect/>
+                          </a:stretch>
+                        </pic:blipFill>
+                        <pic:spPr>
+                          <a:xfrm>
+                            <a:off x="0" y="0"/>
+                            <a:ext cx="329184" cy="329184"/>
+                          </a:xfrm>
+                          <a:prstGeom prst="rect">
+                            <a:avLst/>
+                          </a:prstGeom>
+                        </pic:spPr>
+                      </pic:pic>
+                    </a:graphicData>
+                  </a:graphic>
+                </wp:inline>
+              </w:drawing>
+            </w:r>
+          </w:p>
+          <w:p>
+            <w:pPr>
+              <w:spacing w:before="0" w:after="180" w:line="220" w:lineRule="auto"/>
+              <w:jc w:val="center"/>
+            </w:pPr>
+            <w:r>
+              <w:rPr>
+                <w:rFonts w:ascii="Palatino Linotype" w:hAnsi="Palatino Linotype" w:cs="Palatino Linotype"/>
+                <w:color w:val="B3AB9B"/>
+                <w:spacing w:val="30"/>
+                <w:sz w:val="13"/>
+                <w:szCs w:val="13"/>
+                <w:lang w:val="es-AR"/>
+              </w:rPr>
+              <w:t xml:space="preserve">CONVERSACIONES SINCERAS</w:t>
+            </w:r>
+          </w:p>
+        </w:tc>
+        <w:tc>
+          <w:tcPr>
+            <w:tcW w:w="1848" w:type="dxa"/>
+            <w:vAlign w:val="top"/>
+          </w:tcPr>
+          <w:p>
+            <w:pPr>
+              <w:spacing w:before="0" w:after="40"/>
+              <w:jc w:val="center"/>
+            </w:pPr>
+            <w:r>
+              <w:drawing>
+                <wp:inline distT="0" distB="0" distL="0" distR="0">
+                  <wp:extent cx="329184" cy="329184"/>
+                  <wp:effectExtent l="0" t="0" r="0" b="0"/>
+                  <wp:docPr id="9912" name="Puente9912"/>
+                  <wp:cNvGraphicFramePr>
+                    <a:graphicFrameLocks noChangeAspect="1"/>
+                  </wp:cNvGraphicFramePr>
+                  <a:graphic>
+                    <a:graphicData uri="http://schemas.openxmlformats.org/drawingml/2006/picture">
+                      <pic:pic>
+                        <pic:nvPicPr>
+                          <pic:cNvPr id="9912" name="Puente9912"/>
+                          <pic:cNvPicPr/>
+                        </pic:nvPicPr>
+                        <pic:blipFill>
+                          <a:blip r:embed="rIdJB49"/>
+                          <a:stretch>
+                            <a:fillRect/>
+                          </a:stretch>
+                        </pic:blipFill>
+                        <pic:spPr>
+                          <a:xfrm>
+                            <a:off x="0" y="0"/>
+                            <a:ext cx="329184" cy="329184"/>
+                          </a:xfrm>
+                          <a:prstGeom prst="rect">
+                            <a:avLst/>
+                          </a:prstGeom>
+                        </pic:spPr>
+                      </pic:pic>
+                    </a:graphicData>
+                  </a:graphic>
+                </wp:inline>
+              </w:drawing>
+            </w:r>
+          </w:p>
+          <w:p>
+            <w:pPr>
+              <w:spacing w:before="0" w:after="180" w:line="220" w:lineRule="auto"/>
+              <w:jc w:val="center"/>
+            </w:pPr>
+            <w:r>
+              <w:rPr>
+                <w:rFonts w:ascii="Palatino Linotype" w:hAnsi="Palatino Linotype" w:cs="Palatino Linotype"/>
+                <w:color w:val="B3AB9B"/>
+                <w:spacing w:val="30"/>
+                <w:sz w:val="13"/>
+                <w:szCs w:val="13"/>
+                <w:lang w:val="es-AR"/>
+              </w:rPr>
+              <w:t xml:space="preserve">PONER A PRUEBA</w:t>
+            </w:r>
+          </w:p>
+        </w:tc>
+      </w:tr>
+      <w:tr>
+        <w:trPr>
+          <w:cantSplit/>
+        </w:trPr>
+        <w:tc>
+          <w:tcPr>
+            <w:tcW w:w="504" w:type="dxa"/>
+            <w:vAlign w:val="top"/>
+          </w:tcPr>
+          <w:p>
+            <w:pPr>
+              <w:spacing w:before="0" w:after="0" w:line="220" w:lineRule="auto"/>
+              <w:jc w:val="center"/>
+            </w:pPr>
+            <w:r>
+              <w:rPr>
+                <w:rFonts w:ascii="Palatino Linotype" w:hAnsi="Palatino Linotype" w:cs="Palatino Linotype"/>
+                <w:color w:val="B3AB9B"/>
+                <w:spacing w:val="0"/>
+                <w:sz w:val="22"/>
+                <w:szCs w:val="22"/>
+                <w:lang w:val="es-AR"/>
+              </w:rPr>
+              <w:t xml:space="preserve">4</w:t>
+            </w:r>
+          </w:p>
+        </w:tc>
+        <w:tc>
+          <w:tcPr>
+            <w:tcW w:w="1848" w:type="dxa"/>
+            <w:vAlign w:val="top"/>
+          </w:tcPr>
+          <w:p>
+            <w:pPr>
+              <w:spacing w:before="0" w:after="40"/>
+              <w:jc w:val="center"/>
+            </w:pPr>
+            <w:r>
+              <w:drawing>
+                <wp:inline distT="0" distB="0" distL="0" distR="0">
+                  <wp:extent cx="329184" cy="329184"/>
+                  <wp:effectExtent l="0" t="0" r="0" b="0"/>
+                  <wp:docPr id="9913" name="Puente9913"/>
+                  <wp:cNvGraphicFramePr>
+                    <a:graphicFrameLocks noChangeAspect="1"/>
+                  </wp:cNvGraphicFramePr>
+                  <a:graphic>
+                    <a:graphicData uri="http://schemas.openxmlformats.org/drawingml/2006/picture">
+                      <pic:pic>
+                        <pic:nvPicPr>
+                          <pic:cNvPr id="9913" name="Puente9913"/>
+                          <pic:cNvPicPr/>
+                        </pic:nvPicPr>
+                        <pic:blipFill>
+                          <a:blip r:embed="rIdJB50"/>
+                          <a:stretch>
+                            <a:fillRect/>
+                          </a:stretch>
+                        </pic:blipFill>
+                        <pic:spPr>
+                          <a:xfrm>
+                            <a:off x="0" y="0"/>
+                            <a:ext cx="329184" cy="329184"/>
+                          </a:xfrm>
+                          <a:prstGeom prst="rect">
+                            <a:avLst/>
+                          </a:prstGeom>
+                        </pic:spPr>
+                      </pic:pic>
+                    </a:graphicData>
+                  </a:graphic>
+                </wp:inline>
+              </w:drawing>
+            </w:r>
+          </w:p>
+          <w:p>
+            <w:pPr>
+              <w:spacing w:before="0" w:after="180" w:line="220" w:lineRule="auto"/>
+              <w:jc w:val="center"/>
+            </w:pPr>
+            <w:r>
+              <w:rPr>
+                <w:rFonts w:ascii="Palatino Linotype" w:hAnsi="Palatino Linotype" w:cs="Palatino Linotype"/>
+                <w:color w:val="F2EEE4"/>
+                <w:spacing w:val="30"/>
+                <w:sz w:val="13"/>
+                <w:szCs w:val="13"/>
+                <w:lang w:val="es-AR"/>
+              </w:rPr>
+              <w:t xml:space="preserve">LA PESCA</w:t>
+            </w:r>
+          </w:p>
+        </w:tc>
+        <w:tc>
+          <w:tcPr>
+            <w:tcW w:w="1848" w:type="dxa"/>
+            <w:vAlign w:val="top"/>
+          </w:tcPr>
+          <w:p>
+            <w:pPr>
+              <w:spacing w:before="0" w:after="40"/>
+              <w:jc w:val="center"/>
+            </w:pPr>
+            <w:r>
+              <w:drawing>
+                <wp:inline distT="0" distB="0" distL="0" distR="0">
+                  <wp:extent cx="329184" cy="329184"/>
+                  <wp:effectExtent l="0" t="0" r="0" b="0"/>
+                  <wp:docPr id="9914" name="Puente9914"/>
+                  <wp:cNvGraphicFramePr>
+                    <a:graphicFrameLocks noChangeAspect="1"/>
+                  </wp:cNvGraphicFramePr>
+                  <a:graphic>
+                    <a:graphicData uri="http://schemas.openxmlformats.org/drawingml/2006/picture">
+                      <pic:pic>
+                        <pic:nvPicPr>
+                          <pic:cNvPr id="9914" name="Puente9914"/>
+                          <pic:cNvPicPr/>
+                        </pic:nvPicPr>
+                        <pic:blipFill>
+                          <a:blip r:embed="rIdJB51"/>
+                          <a:stretch>
+                            <a:fillRect/>
+                          </a:stretch>
+                        </pic:blipFill>
+                        <pic:spPr>
+                          <a:xfrm>
+                            <a:off x="0" y="0"/>
+                            <a:ext cx="329184" cy="329184"/>
+                          </a:xfrm>
+                          <a:prstGeom prst="rect">
+                            <a:avLst/>
+                          </a:prstGeom>
+                        </pic:spPr>
+                      </pic:pic>
+                    </a:graphicData>
+                  </a:graphic>
+                </wp:inline>
+              </w:drawing>
+            </w:r>
+          </w:p>
+          <w:p>
+            <w:pPr>
+              <w:spacing w:before="0" w:after="180" w:line="220" w:lineRule="auto"/>
+              <w:jc w:val="center"/>
+            </w:pPr>
+            <w:r>
+              <w:rPr>
+                <w:rFonts w:ascii="Palatino Linotype" w:hAnsi="Palatino Linotype" w:cs="Palatino Linotype"/>
+                <w:color w:val="B3AB9B"/>
+                <w:spacing w:val="30"/>
+                <w:sz w:val="13"/>
+                <w:szCs w:val="13"/>
+                <w:lang w:val="es-AR"/>
+              </w:rPr>
+              <w:t xml:space="preserve">LA INTELIGENCIA NATURAL</w:t>
+            </w:r>
+          </w:p>
+        </w:tc>
+        <w:tc>
+          <w:tcPr>
+            <w:tcW w:w="1848" w:type="dxa"/>
+            <w:vAlign w:val="top"/>
+          </w:tcPr>
+          <w:p>
+            <w:pPr>
+              <w:spacing w:before="0" w:after="0" w:line="220" w:lineRule="auto"/>
+              <w:jc w:val="center"/>
+            </w:pPr>
+            <w:r>
+              <w:rPr>
+                <w:rFonts w:ascii="Palatino Linotype" w:hAnsi="Palatino Linotype" w:cs="Palatino Linotype"/>
+                <w:color w:val="B3AB9B"/>
+                <w:spacing w:val="0"/>
+                <w:sz w:val="16"/>
+                <w:szCs w:val="16"/>
+                <w:lang w:val="es-AR"/>
+              </w:rPr>
+              <w:t xml:space="preserve">·</w:t>
+            </w:r>
+          </w:p>
+        </w:tc>
+      </w:tr>
+      <w:tr>
+        <w:trPr>
+          <w:cantSplit/>
+        </w:trPr>
+        <w:tc>
+          <w:tcPr>
+            <w:tcW w:w="504" w:type="dxa"/>
+            <w:vAlign w:val="top"/>
+          </w:tcPr>
+          <w:p>
+            <w:pPr>
+              <w:spacing w:before="0" w:after="0" w:line="220" w:lineRule="auto"/>
+              <w:jc w:val="center"/>
+            </w:pPr>
+            <w:r>
+              <w:rPr>
+                <w:rFonts w:ascii="Palatino Linotype" w:hAnsi="Palatino Linotype" w:cs="Palatino Linotype"/>
+                <w:color w:val="B3AB9B"/>
+                <w:spacing w:val="0"/>
+                <w:sz w:val="22"/>
+                <w:szCs w:val="22"/>
+                <w:lang w:val="es-AR"/>
+              </w:rPr>
+              <w:t xml:space="preserve">5</w:t>
+            </w:r>
+          </w:p>
+        </w:tc>
+        <w:tc>
+          <w:tcPr>
+            <w:tcW w:w="1848" w:type="dxa"/>
+            <w:vAlign w:val="top"/>
+          </w:tcPr>
+          <w:p>
+            <w:pPr>
+              <w:spacing w:before="0" w:after="40"/>
+              <w:jc w:val="center"/>
+            </w:pPr>
+            <w:r>
+              <w:drawing>
+                <wp:inline distT="0" distB="0" distL="0" distR="0">
+                  <wp:extent cx="329184" cy="329184"/>
+                  <wp:effectExtent l="0" t="0" r="0" b="0"/>
+                  <wp:docPr id="9915" name="Puente9915"/>
+                  <wp:cNvGraphicFramePr>
+                    <a:graphicFrameLocks noChangeAspect="1"/>
+                  </wp:cNvGraphicFramePr>
+                  <a:graphic>
+                    <a:graphicData uri="http://schemas.openxmlformats.org/drawingml/2006/picture">
+                      <pic:pic>
+                        <pic:nvPicPr>
+                          <pic:cNvPr id="9915" name="Puente9915"/>
+                          <pic:cNvPicPr/>
+                        </pic:nvPicPr>
+                        <pic:blipFill>
+                          <a:blip r:embed="rIdJB52"/>
+                          <a:stretch>
+                            <a:fillRect/>
+                          </a:stretch>
+                        </pic:blipFill>
+                        <pic:spPr>
+                          <a:xfrm>
+                            <a:off x="0" y="0"/>
+                            <a:ext cx="329184" cy="329184"/>
+                          </a:xfrm>
+                          <a:prstGeom prst="rect">
+                            <a:avLst/>
+                          </a:prstGeom>
+                        </pic:spPr>
+                      </pic:pic>
+                    </a:graphicData>
+                  </a:graphic>
+                </wp:inline>
+              </w:drawing>
+            </w:r>
+          </w:p>
+          <w:p>
+            <w:pPr>
+              <w:spacing w:before="0" w:after="180" w:line="220" w:lineRule="auto"/>
+              <w:jc w:val="center"/>
+            </w:pPr>
+            <w:r>
+              <w:rPr>
+                <w:rFonts w:ascii="Palatino Linotype" w:hAnsi="Palatino Linotype" w:cs="Palatino Linotype"/>
+                <w:color w:val="F2EEE4"/>
+                <w:spacing w:val="30"/>
+                <w:sz w:val="13"/>
+                <w:szCs w:val="13"/>
+                <w:lang w:val="es-AR"/>
+              </w:rPr>
+              <w:t xml:space="preserve">CARGAR EL ESTADO</w:t>
+            </w:r>
+          </w:p>
+        </w:tc>
+        <w:tc>
+          <w:tcPr>
+            <w:tcW w:w="1848" w:type="dxa"/>
+            <w:vAlign w:val="top"/>
+          </w:tcPr>
+          <w:p>
+            <w:pPr>
+              <w:spacing w:before="0" w:after="40"/>
+              <w:jc w:val="center"/>
+            </w:pPr>
+            <w:r>
+              <w:drawing>
+                <wp:inline distT="0" distB="0" distL="0" distR="0">
+                  <wp:extent cx="329184" cy="329184"/>
+                  <wp:effectExtent l="0" t="0" r="0" b="0"/>
+                  <wp:docPr id="9916" name="Puente9916"/>
+                  <wp:cNvGraphicFramePr>
+                    <a:graphicFrameLocks noChangeAspect="1"/>
+                  </wp:cNvGraphicFramePr>
+                  <a:graphic>
+                    <a:graphicData uri="http://schemas.openxmlformats.org/drawingml/2006/picture">
+                      <pic:pic>
+                        <pic:nvPicPr>
+                          <pic:cNvPr id="9916" name="Puente9916"/>
+                          <pic:cNvPicPr/>
+                        </pic:nvPicPr>
+                        <pic:blipFill>
+                          <a:blip r:embed="rIdJB53"/>
+                          <a:stretch>
+                            <a:fillRect/>
+                          </a:stretch>
+                        </pic:blipFill>
+                        <pic:spPr>
+                          <a:xfrm>
+                            <a:off x="0" y="0"/>
+                            <a:ext cx="329184" cy="329184"/>
+                          </a:xfrm>
+                          <a:prstGeom prst="rect">
+                            <a:avLst/>
+                          </a:prstGeom>
+                        </pic:spPr>
+                      </pic:pic>
+                    </a:graphicData>
+                  </a:graphic>
+                </wp:inline>
+              </w:drawing>
+            </w:r>
+          </w:p>
+          <w:p>
+            <w:pPr>
+              <w:spacing w:before="0" w:after="180" w:line="220" w:lineRule="auto"/>
+              <w:jc w:val="center"/>
+            </w:pPr>
+            <w:r>
+              <w:rPr>
+                <w:rFonts w:ascii="Palatino Linotype" w:hAnsi="Palatino Linotype" w:cs="Palatino Linotype"/>
+                <w:color w:val="B3AB9B"/>
+                <w:spacing w:val="30"/>
+                <w:sz w:val="13"/>
+                <w:szCs w:val="13"/>
+                <w:lang w:val="es-AR"/>
+              </w:rPr>
+              <w:t xml:space="preserve">ARQUETIPOS</w:t>
+            </w:r>
+          </w:p>
+        </w:tc>
+        <w:tc>
+          <w:tcPr>
+            <w:tcW w:w="1848" w:type="dxa"/>
+            <w:vAlign w:val="top"/>
+          </w:tcPr>
+          <w:p>
+            <w:pPr>
+              <w:spacing w:before="0" w:after="0" w:line="220" w:lineRule="auto"/>
+              <w:jc w:val="center"/>
+            </w:pPr>
+            <w:r>
+              <w:rPr>
+                <w:rFonts w:ascii="Palatino Linotype" w:hAnsi="Palatino Linotype" w:cs="Palatino Linotype"/>
+                <w:color w:val="B3AB9B"/>
+                <w:spacing w:val="0"/>
+                <w:sz w:val="16"/>
+                <w:szCs w:val="16"/>
+                <w:lang w:val="es-AR"/>
+              </w:rPr>
+              <w:t xml:space="preserve">·</w:t>
+            </w:r>
+          </w:p>
+        </w:tc>
+      </w:tr>
+      <w:tr>
+        <w:trPr>
+          <w:cantSplit/>
+        </w:trPr>
+        <w:tc>
+          <w:tcPr>
+            <w:tcW w:w="504" w:type="dxa"/>
+            <w:vAlign w:val="top"/>
+          </w:tcPr>
+          <w:p>
+            <w:pPr>
+              <w:spacing w:before="0" w:after="0" w:line="220" w:lineRule="auto"/>
+              <w:jc w:val="center"/>
+            </w:pPr>
+            <w:r>
+              <w:rPr>
+                <w:rFonts w:ascii="Palatino Linotype" w:hAnsi="Palatino Linotype" w:cs="Palatino Linotype"/>
+                <w:color w:val="B3AB9B"/>
+                <w:spacing w:val="0"/>
+                <w:sz w:val="22"/>
+                <w:szCs w:val="22"/>
+                <w:lang w:val="es-AR"/>
+              </w:rPr>
+              <w:t xml:space="preserve">6</w:t>
+            </w:r>
+          </w:p>
+        </w:tc>
+        <w:tc>
+          <w:tcPr>
+            <w:tcW w:w="1848" w:type="dxa"/>
+            <w:vAlign w:val="top"/>
+          </w:tcPr>
+          <w:p>
+            <w:pPr>
+              <w:spacing w:before="0" w:after="0" w:line="220" w:lineRule="auto"/>
+              <w:jc w:val="center"/>
+            </w:pPr>
+            <w:r>
+              <w:rPr>
+                <w:rFonts w:ascii="Palatino Linotype" w:hAnsi="Palatino Linotype" w:cs="Palatino Linotype"/>
+                <w:color w:val="B3AB9B"/>
+                <w:spacing w:val="0"/>
+                <w:sz w:val="16"/>
+                <w:szCs w:val="16"/>
+                <w:lang w:val="es-AR"/>
+              </w:rPr>
+              <w:t xml:space="preserve">·</w:t>
+            </w:r>
+          </w:p>
+        </w:tc>
+        <w:tc>
+          <w:tcPr>
+            <w:tcW w:w="1848" w:type="dxa"/>
+            <w:vAlign w:val="top"/>
+          </w:tcPr>
+          <w:p>
+            <w:pPr>
+              <w:spacing w:before="0" w:after="40"/>
+              <w:jc w:val="center"/>
+            </w:pPr>
+            <w:r>
+              <w:drawing>
+                <wp:inline distT="0" distB="0" distL="0" distR="0">
+                  <wp:extent cx="329184" cy="329184"/>
+                  <wp:effectExtent l="0" t="0" r="0" b="0"/>
+                  <wp:docPr id="9917" name="Puente9917"/>
+                  <wp:cNvGraphicFramePr>
+                    <a:graphicFrameLocks noChangeAspect="1"/>
+                  </wp:cNvGraphicFramePr>
+                  <a:graphic>
+                    <a:graphicData uri="http://schemas.openxmlformats.org/drawingml/2006/picture">
+                      <pic:pic>
+                        <pic:nvPicPr>
+                          <pic:cNvPr id="9917" name="Puente9917"/>
+                          <pic:cNvPicPr/>
+                        </pic:nvPicPr>
+                        <pic:blipFill>
+                          <a:blip r:embed="rIdJB37"/>
+                          <a:stretch>
+                            <a:fillRect/>
+                          </a:stretch>
+                        </pic:blipFill>
+                        <pic:spPr>
+                          <a:xfrm>
+                            <a:off x="0" y="0"/>
+                            <a:ext cx="329184" cy="329184"/>
+                          </a:xfrm>
+                          <a:prstGeom prst="rect">
+                            <a:avLst/>
+                          </a:prstGeom>
+                        </pic:spPr>
+                      </pic:pic>
+                    </a:graphicData>
+                  </a:graphic>
+                </wp:inline>
+              </w:drawing>
+            </w:r>
+          </w:p>
+          <w:p>
+            <w:pPr>
+              <w:spacing w:before="0" w:after="180" w:line="220" w:lineRule="auto"/>
+              <w:jc w:val="center"/>
+            </w:pPr>
+            <w:r>
+              <w:rPr>
+                <w:rFonts w:ascii="Palatino Linotype" w:hAnsi="Palatino Linotype" w:cs="Palatino Linotype"/>
+                <w:color w:val="B3AB9B"/>
+                <w:spacing w:val="30"/>
+                <w:sz w:val="13"/>
+                <w:szCs w:val="13"/>
+                <w:lang w:val="es-AR"/>
+              </w:rPr>
+              <w:t xml:space="preserve">ATRAVESAR EL TIEMPO</w:t>
+            </w:r>
+          </w:p>
+        </w:tc>
+        <w:tc>
+          <w:tcPr>
+            <w:tcW w:w="1848" w:type="dxa"/>
+            <w:vAlign w:val="top"/>
+          </w:tcPr>
+          <w:p>
+            <w:pPr>
+              <w:spacing w:before="0" w:after="0" w:line="220" w:lineRule="auto"/>
+              <w:jc w:val="center"/>
+            </w:pPr>
+            <w:r>
+              <w:rPr>
+                <w:rFonts w:ascii="Palatino Linotype" w:hAnsi="Palatino Linotype" w:cs="Palatino Linotype"/>
+                <w:color w:val="B3AB9B"/>
+                <w:spacing w:val="0"/>
+                <w:sz w:val="16"/>
+                <w:szCs w:val="16"/>
+                <w:lang w:val="es-AR"/>
+              </w:rPr>
+              <w:t xml:space="preserve">·</w:t>
+            </w:r>
+          </w:p>
+        </w:tc>
+      </w:tr>
+    </w:tbl>
+    <w:p>
+      <w:pPr>
+        <w:spacing w:before="0" w:after="0"/>
+        <w:jc w:val="center"/>
+      </w:pPr>
+      <w:r>
+        <w:rPr>
+          <w:rFonts w:ascii="Palatino Linotype" w:hAnsi="Palatino Linotype" w:cs="Palatino Linotype"/>
+          <w:sz w:val="8"/>
+          <w:szCs w:val="8"/>
+          <w:lang w:val="es-AR"/>
+        </w:rPr>
+        <w:t xml:space="preserve"/>
+      </w:r>
+    </w:p>
+    <w:p>
+      <w:pPr>
+        <w:keepNext/>
+        <w:pageBreakBefore/>
+        <w:spacing w:before="3000" w:after="500"/>
+        <w:ind w:left="700" w:right="700"/>
+        <w:jc w:val="center"/>
+      </w:pPr>
+      <w:r>
+        <w:rPr>
+          <w:rFonts w:ascii="Palatino Linotype" w:hAnsi="Palatino Linotype" w:cs="Palatino Linotype"/>
+          <w:color w:val="B3AB9B"/>
+          <w:spacing w:val="20"/>
+          <w:sz w:val="14"/>
+          <w:szCs w:val="14"/>
+          <w:lang w:val="es-AR"/>
+        </w:rPr>
+        <w:t xml:space="preserve">◆</w:t>
+      </w:r>
+    </w:p>
+    <w:p>
+      <w:pPr>
+        <w:keepNext/>
+        <w:spacing w:before="0" w:after="160"/>
+        <w:ind w:left="700" w:right="700"/>
+        <w:jc w:val="center"/>
+      </w:pPr>
+      <w:r>
+        <w:rPr>
+          <w:rFonts w:ascii="Palatino Linotype" w:hAnsi="Palatino Linotype" w:cs="Palatino Linotype"/>
+          <w:i/>
+          <w:iCs/>
+          <w:color w:val="B3AB9B"/>
+          <w:spacing w:val="0"/>
+          <w:sz w:val="17"/>
+          <w:szCs w:val="17"/>
+          <w:lang w:val="es-AR"/>
+        </w:rPr>
+        <w:t xml:space="preserve">Este libro se terminó de componer en septiembre de 2026, en tipografía Palatino, para ELVERBO EDITORIAL.</w:t>
+      </w:r>
+    </w:p>
+    <w:p>
+      <w:pPr>
+        <w:keepNext/>
+        <w:spacing w:before="0" w:after="160"/>
+        <w:ind w:left="700" w:right="700"/>
+        <w:jc w:val="center"/>
+      </w:pPr>
+      <w:r>
+        <w:rPr>
+          <w:rFonts w:ascii="Palatino Linotype" w:hAnsi="Palatino Linotype" w:cs="Palatino Linotype"/>
+          <w:i/>
+          <w:iCs/>
+          <w:color w:val="B3AB9B"/>
+          <w:spacing w:val="0"/>
+          <w:sz w:val="17"/>
+          <w:szCs w:val="17"/>
+          <w:lang w:val="es-AR"/>
+        </w:rPr>
+        <w:t xml:space="preserve">Los grabados que abren cada capítulo comparten orla y motivo en los tres libros de la trilogía: el mismo número de capítulo, la misma imagen, vista desde otra faceta de Julián Bermúdez.</w:t>
+      </w:r>
+    </w:p>
+    <w:p>
+      <w:pPr>
+        <w:keepNext/>
+        <w:spacing w:before="0" w:after="0"/>
+        <w:ind w:left="700" w:right="700"/>
+        <w:jc w:val="center"/>
+      </w:pPr>
+      <w:r>
+        <w:rPr>
+          <w:rFonts w:ascii="Palatino Linotype" w:hAnsi="Palatino Linotype" w:cs="Palatino Linotype"/>
+          <w:color w:val="B3AB9B"/>
+          <w:spacing w:val="0"/>
+          <w:sz w:val="15"/>
+          <w:szCs w:val="15"/>
+          <w:lang w:val="es-AR"/>
+        </w:rPr>
+        <w:t xml:space="preserve">Buenos Aires, Argentina</w:t>
+      </w:r>
+    </w:p>
     <w:sectPr>
-      <w:headerReference w:type="default" r:id="rIdJB33"/>
-      <w:headerReference w:type="even" r:id="rIdJB34"/>
+      <w:headerReference w:type="default" r:id="rIdJB13"/>
+      <w:headerReference w:type="even" r:id="rIdJB13"/>
       <w:footerReference w:type="default" r:id="rIdJB35"/>
       <w:footerReference w:type="even" r:id="rIdJB35"/>
       <w:pgSz w:w="7920" w:h="12240"/>
